--- a/assets/docs/lop4/Mi thuat - Lop 4.docx
+++ b/assets/docs/lop4/Mi thuat - Lop 4.docx
@@ -1030,6 +1030,19 @@
               <w:t>NLS-ST (Cơ bản 2): chụp lại sản phẩm, lưu vào thư mục lớp để trưng bày; đặt tên tệp rõ ràng.</w:t>
             </w:r>
           </w:p>
+          <w:p>
+            <w:pPr>
+              <w:spacing w:after="0"/>
+            </w:pPr>
+            <w:r>
+              <w:rPr>
+                <w:b w:val="0"/>
+                <w:i w:val="0"/>
+                <w:sz w:val="18"/>
+              </w:rPr>
+              <w:t>KNS: KN trình bày ý tưởng, nhận xét sản phẩm của bạn một cách tôn trọng.</w:t>
+            </w:r>
+          </w:p>
         </w:tc>
         <w:tc>
           <w:tcPr>
@@ -1497,6 +1510,19 @@
               <w:t>NLS-ST (Cơ bản 2): chụp lại sản phẩm, lưu vào thư mục lớp để trưng bày; đặt tên tệp rõ ràng.</w:t>
             </w:r>
           </w:p>
+          <w:p>
+            <w:pPr>
+              <w:spacing w:after="0"/>
+            </w:pPr>
+            <w:r>
+              <w:rPr>
+                <w:b w:val="0"/>
+                <w:i w:val="0"/>
+                <w:sz w:val="18"/>
+              </w:rPr>
+              <w:t>KNS: KN trình bày ý tưởng, nhận xét sản phẩm của bạn một cách tôn trọng.</w:t>
+            </w:r>
+          </w:p>
         </w:tc>
         <w:tc>
           <w:tcPr>
@@ -1614,6 +1640,19 @@
               <w:t>NLS-KT (Cơ bản 2): xem tranh, ảnh mẫu trên màn hình; ghi tên tác giả bức tranh khi giới thiệu.</w:t>
             </w:r>
           </w:p>
+          <w:p>
+            <w:pPr>
+              <w:spacing w:after="0"/>
+            </w:pPr>
+            <w:r>
+              <w:rPr>
+                <w:b w:val="0"/>
+                <w:i w:val="0"/>
+                <w:sz w:val="18"/>
+              </w:rPr>
+              <w:t>QPAN: Cho HS thể hiện hình ảnh quê hương, di tích lịch sử địa phương; giáo dục nhận biết chủ quyền lãnh thổ; có ý thức chấp hành pháp luật, nhất là pháp luật giao thông.</w:t>
+            </w:r>
+          </w:p>
         </w:tc>
         <w:tc>
           <w:tcPr>
@@ -1728,6 +1767,7 @@
                 <w:i w:val="0"/>
                 <w:sz w:val="18"/>
               </w:rPr>
+              <w:t>QPAN: Cho HS thể hiện hình ảnh quê hương, di tích lịch sử địa phương; giáo dục nhận biết chủ quyền lãnh thổ; có ý thức chấp hành pháp luật, nhất là pháp luật giao thông.</w:t>
             </w:r>
           </w:p>
         </w:tc>
@@ -1847,6 +1887,19 @@
               <w:t>NLS-ST (Cơ bản 2): tạo sản phẩm mĩ thuật rồi chụp lại, lưu vào thư mục lớp; không chép nguyên tranh của người khác.</w:t>
             </w:r>
           </w:p>
+          <w:p>
+            <w:pPr>
+              <w:spacing w:after="0"/>
+            </w:pPr>
+            <w:r>
+              <w:rPr>
+                <w:b w:val="0"/>
+                <w:i w:val="0"/>
+                <w:sz w:val="18"/>
+              </w:rPr>
+              <w:t>QPAN: Cho HS thể hiện hình ảnh quê hương, di tích lịch sử địa phương; giáo dục nhận biết chủ quyền lãnh thổ; có ý thức chấp hành pháp luật, nhất là pháp luật giao thông.</w:t>
+            </w:r>
+          </w:p>
         </w:tc>
         <w:tc>
           <w:tcPr>
@@ -1962,6 +2015,19 @@
                 <w:sz w:val="18"/>
               </w:rPr>
               <w:t>NLS-ST (Cơ bản 2): chụp lại sản phẩm, lưu vào thư mục lớp để trưng bày; đặt tên tệp rõ ràng.</w:t>
+            </w:r>
+          </w:p>
+          <w:p>
+            <w:pPr>
+              <w:spacing w:after="0"/>
+            </w:pPr>
+            <w:r>
+              <w:rPr>
+                <w:b w:val="0"/>
+                <w:i w:val="0"/>
+                <w:sz w:val="18"/>
+              </w:rPr>
+              <w:t>QPAN: Cho HS thể hiện hình ảnh quê hương, di tích lịch sử địa phương; giáo dục nhận biết chủ quyền lãnh thổ; có ý thức chấp hành pháp luật, nhất là pháp luật giao thông.</w:t>
             </w:r>
           </w:p>
         </w:tc>
@@ -2429,6 +2495,19 @@
                 <w:sz w:val="18"/>
               </w:rPr>
               <w:t>NLS-ST (Cơ bản 2): chụp lại sản phẩm, lưu vào thư mục lớp để trưng bày; đặt tên tệp rõ ràng.</w:t>
+            </w:r>
+          </w:p>
+          <w:p>
+            <w:pPr>
+              <w:spacing w:after="0"/>
+            </w:pPr>
+            <w:r>
+              <w:rPr>
+                <w:b w:val="0"/>
+                <w:i w:val="0"/>
+                <w:sz w:val="18"/>
+              </w:rPr>
+              <w:t>KNS: KN trình bày ý tưởng, nhận xét sản phẩm của bạn một cách tôn trọng.</w:t>
             </w:r>
           </w:p>
         </w:tc>
@@ -3038,6 +3117,19 @@
               <w:t>NLS-ST (Cơ bản 2): chụp lại sản phẩm, lưu vào thư mục lớp để trưng bày; đặt tên tệp rõ ràng.</w:t>
             </w:r>
           </w:p>
+          <w:p>
+            <w:pPr>
+              <w:spacing w:after="0"/>
+            </w:pPr>
+            <w:r>
+              <w:rPr>
+                <w:b w:val="0"/>
+                <w:i w:val="0"/>
+                <w:sz w:val="18"/>
+              </w:rPr>
+              <w:t>KNS: KN trình bày ý tưởng, nhận xét sản phẩm của bạn một cách tôn trọng.</w:t>
+            </w:r>
+          </w:p>
         </w:tc>
         <w:tc>
           <w:tcPr>
@@ -3503,6 +3595,19 @@
                 <w:sz w:val="18"/>
               </w:rPr>
               <w:t>NLS-ST (Cơ bản 2): chụp lại sản phẩm, lưu vào thư mục lớp để trưng bày; đặt tên tệp rõ ràng.</w:t>
+            </w:r>
+          </w:p>
+          <w:p>
+            <w:pPr>
+              <w:spacing w:after="0"/>
+            </w:pPr>
+            <w:r>
+              <w:rPr>
+                <w:b w:val="0"/>
+                <w:i w:val="0"/>
+                <w:sz w:val="18"/>
+              </w:rPr>
+              <w:t>KNS: KN trình bày ý tưởng, nhận xét sản phẩm của bạn một cách tôn trọng.</w:t>
             </w:r>
           </w:p>
         </w:tc>
@@ -3972,6 +4077,19 @@
               <w:t>NLS-ST (Cơ bản 2): chụp lại sản phẩm, lưu vào thư mục lớp để trưng bày; đặt tên tệp rõ ràng.</w:t>
             </w:r>
           </w:p>
+          <w:p>
+            <w:pPr>
+              <w:spacing w:after="0"/>
+            </w:pPr>
+            <w:r>
+              <w:rPr>
+                <w:b w:val="0"/>
+                <w:i w:val="0"/>
+                <w:sz w:val="18"/>
+              </w:rPr>
+              <w:t>KNS: KN trình bày ý tưởng, nhận xét sản phẩm của bạn một cách tôn trọng.</w:t>
+            </w:r>
+          </w:p>
         </w:tc>
         <w:tc>
           <w:tcPr>
@@ -4089,6 +4207,19 @@
               <w:t>NLS-KT (Cơ bản 2): xem tranh, ảnh mẫu trên màn hình; ghi tên tác giả bức tranh khi giới thiệu.</w:t>
             </w:r>
           </w:p>
+          <w:p>
+            <w:pPr>
+              <w:spacing w:after="0"/>
+            </w:pPr>
+            <w:r>
+              <w:rPr>
+                <w:b w:val="0"/>
+                <w:i w:val="0"/>
+                <w:sz w:val="18"/>
+              </w:rPr>
+              <w:t>QPAN: Cho HS thể hiện hình ảnh quê hương, di tích lịch sử địa phương; giáo dục nhận biết chủ quyền lãnh thổ; có ý thức chấp hành pháp luật, nhất là pháp luật giao thông.</w:t>
+            </w:r>
+          </w:p>
         </w:tc>
         <w:tc>
           <w:tcPr>
@@ -4203,6 +4334,7 @@
                 <w:i w:val="0"/>
                 <w:sz w:val="18"/>
               </w:rPr>
+              <w:t>QPAN: Cho HS thể hiện hình ảnh quê hương, di tích lịch sử địa phương; giáo dục nhận biết chủ quyền lãnh thổ; có ý thức chấp hành pháp luật, nhất là pháp luật giao thông.</w:t>
             </w:r>
           </w:p>
         </w:tc>
@@ -4322,6 +4454,19 @@
               <w:t>NLS-ST (Cơ bản 2): tạo sản phẩm mĩ thuật rồi chụp lại, lưu vào thư mục lớp; không chép nguyên tranh của người khác.</w:t>
             </w:r>
           </w:p>
+          <w:p>
+            <w:pPr>
+              <w:spacing w:after="0"/>
+            </w:pPr>
+            <w:r>
+              <w:rPr>
+                <w:b w:val="0"/>
+                <w:i w:val="0"/>
+                <w:sz w:val="18"/>
+              </w:rPr>
+              <w:t>QPAN: Cho HS thể hiện hình ảnh quê hương, di tích lịch sử địa phương; giáo dục nhận biết chủ quyền lãnh thổ; có ý thức chấp hành pháp luật, nhất là pháp luật giao thông.</w:t>
+            </w:r>
+          </w:p>
         </w:tc>
         <w:tc>
           <w:tcPr>
@@ -4437,6 +4582,19 @@
                 <w:sz w:val="18"/>
               </w:rPr>
               <w:t>NLS-ST (Cơ bản 2): chụp lại sản phẩm, lưu vào thư mục lớp để trưng bày; đặt tên tệp rõ ràng.</w:t>
+            </w:r>
+          </w:p>
+          <w:p>
+            <w:pPr>
+              <w:spacing w:after="0"/>
+            </w:pPr>
+            <w:r>
+              <w:rPr>
+                <w:b w:val="0"/>
+                <w:i w:val="0"/>
+                <w:sz w:val="18"/>
+              </w:rPr>
+              <w:t>QPAN: Cho HS thể hiện hình ảnh quê hương, di tích lịch sử địa phương; giáo dục nhận biết chủ quyền lãnh thổ; có ý thức chấp hành pháp luật, nhất là pháp luật giao thông.</w:t>
             </w:r>
           </w:p>
         </w:tc>
@@ -4670,6 +4828,19 @@
                 <w:sz w:val="18"/>
               </w:rPr>
               <w:t>NLS-ST (Cơ bản 2): chụp lại sản phẩm, lưu vào thư mục lớp để trưng bày; đặt tên tệp rõ ràng.</w:t>
+            </w:r>
+          </w:p>
+          <w:p>
+            <w:pPr>
+              <w:spacing w:after="0"/>
+            </w:pPr>
+            <w:r>
+              <w:rPr>
+                <w:b w:val="0"/>
+                <w:i w:val="0"/>
+                <w:sz w:val="18"/>
+              </w:rPr>
+              <w:t>KNS: KN trình bày ý tưởng, nhận xét sản phẩm của bạn một cách tôn trọng.</w:t>
             </w:r>
           </w:p>
         </w:tc>

--- a/assets/docs/lop4/Mi thuat - Lop 4.docx
+++ b/assets/docs/lop4/Mi thuat - Lop 4.docx
@@ -910,7 +910,33 @@
                 <w:i w:val="0"/>
                 <w:sz w:val="18"/>
               </w:rPr>
-              <w:t>NLS-ST (Cơ bản 2): tạo sản phẩm mĩ thuật rồi chụp lại, lưu vào thư mục lớp; không chép nguyên tranh của người khác.</w:t>
+              <w:t>NLS-KT (Cơ bản 2): GV chiếu ảnh chụp các bức chạm khắc đình làng Việt Nam ở nhiều góc và phóng to chi tiết mảng chạm nổi</w:t>
+            </w:r>
+          </w:p>
+          <w:p>
+            <w:pPr>
+              <w:spacing w:after="0"/>
+            </w:pPr>
+            <w:r>
+              <w:rPr>
+                <w:b w:val="0"/>
+                <w:i w:val="0"/>
+                <w:sz w:val="18"/>
+              </w:rPr>
+              <w:t>NLS-ST (Cơ bản 2): Hoàn thành sản phẩm, mỗi nhóm chụp ảnh tác phẩm ở hai góc và viết một câu chú thích ngắn</w:t>
+            </w:r>
+          </w:p>
+          <w:p>
+            <w:pPr>
+              <w:spacing w:after="0"/>
+            </w:pPr>
+            <w:r>
+              <w:rPr>
+                <w:b w:val="0"/>
+                <w:i w:val="0"/>
+                <w:sz w:val="18"/>
+              </w:rPr>
+              <w:t>NLS-AT: Chỉ chụp sản phẩm, không chụp mặt bạn; ảnh và trang trưng bày lưu trong máy của lớp</w:t>
             </w:r>
           </w:p>
         </w:tc>

--- a/assets/docs/lop4/Mi thuat - Lop 4.docx
+++ b/assets/docs/lop4/Mi thuat - Lop 4.docx
@@ -624,7 +624,7 @@
                 <w:i w:val="0"/>
                 <w:sz w:val="18"/>
               </w:rPr>
-              <w:t>NLS-KT (Cơ bản 2): GV chiếu ảnh mảng chạm khắc gỗ, tượng tròn ở đình làng, chi tiết rồng, người, hoa lá có chú thích tên đình; HS nêu cảm nhận</w:t>
+              <w:t>NLS-KT (Cơ bản 2): GV chiếu ảnh chụp mảng chạm khắc gỗ và tượng tròn ở đình làng lên máy chiếu, phóng to chi tiết hình rồng, người</w:t>
             </w:r>
           </w:p>
           <w:p>
@@ -637,7 +637,7 @@
                 <w:i w:val="0"/>
                 <w:sz w:val="18"/>
               </w:rPr>
-              <w:t>NLS-KT (Cơ bản 2): HS xem phim ngắn giới thiệu một ngôi đình trên tivi, ghi phiếu tên đình, nơi có đình, hình chạm khắc; chọn một hình cho tiết sau</w:t>
+              <w:t>NLS-KT (Cơ bản 2): HS xem thêm đoạn phim ngắn giới thiệu một ngôi đình trên tivi, ghi vào phiếu tên đình, nơi có đình</w:t>
             </w:r>
           </w:p>
           <w:p>
@@ -650,7 +650,7 @@
                 <w:i w:val="0"/>
                 <w:sz w:val="18"/>
               </w:rPr>
-              <w:t>NLS-AT: Ảnh di sản lấy từ bảo tàng, cơ quan văn hoá, ghi rõ nguồn.</w:t>
+              <w:t>NLS-AT: Ảnh tư liệu di sản phải lấy từ trang của bảo tàng</w:t>
             </w:r>
           </w:p>
         </w:tc>
@@ -767,33 +767,6 @@
                 <w:i w:val="0"/>
                 <w:sz w:val="18"/>
               </w:rPr>
-              <w:t>NLS-KT (Cơ bản 2): GV chiếu ảnh từng bước làm sản phẩm SGK: phác hình, tạo mảng nổi bằng đất nặn, tỉa chi tiết; thao tác mẫu được quay, chiếu lại chậm</w:t>
-            </w:r>
-          </w:p>
-          <w:p>
-            <w:pPr>
-              <w:spacing w:after="0"/>
-            </w:pPr>
-            <w:r>
-              <w:rPr>
-                <w:b w:val="0"/>
-                <w:i w:val="0"/>
-                <w:sz w:val="18"/>
-              </w:rPr>
-              <w:t>NLS-GQVĐ (Cơ bản 2): HS lập bảng các bước làm sản phẩm theo mẫu trên màn hình, ghi chất liệu, bước khó; GV chụp bản phác vài HS chiếu lên</w:t>
-            </w:r>
-          </w:p>
-          <w:p>
-            <w:pPr>
-              <w:spacing w:after="0"/>
-            </w:pPr>
-            <w:r>
-              <w:rPr>
-                <w:b w:val="0"/>
-                <w:i w:val="0"/>
-                <w:sz w:val="18"/>
-              </w:rPr>
-              <w:t>NLS-AT: Clip mở đúng đường dẫn GV cấp; không dùng dao, đục sắc.</w:t>
             </w:r>
           </w:p>
         </w:tc>
@@ -910,33 +883,6 @@
                 <w:i w:val="0"/>
                 <w:sz w:val="18"/>
               </w:rPr>
-              <w:t>NLS-KT (Cơ bản 2): GV chiếu ảnh chụp các bức chạm khắc đình làng Việt Nam ở nhiều góc và phóng to chi tiết mảng chạm nổi</w:t>
-            </w:r>
-          </w:p>
-          <w:p>
-            <w:pPr>
-              <w:spacing w:after="0"/>
-            </w:pPr>
-            <w:r>
-              <w:rPr>
-                <w:b w:val="0"/>
-                <w:i w:val="0"/>
-                <w:sz w:val="18"/>
-              </w:rPr>
-              <w:t>NLS-ST (Cơ bản 2): Hoàn thành sản phẩm, mỗi nhóm chụp ảnh tác phẩm ở hai góc và viết một câu chú thích ngắn</w:t>
-            </w:r>
-          </w:p>
-          <w:p>
-            <w:pPr>
-              <w:spacing w:after="0"/>
-            </w:pPr>
-            <w:r>
-              <w:rPr>
-                <w:b w:val="0"/>
-                <w:i w:val="0"/>
-                <w:sz w:val="18"/>
-              </w:rPr>
-              <w:t>NLS-AT: Chỉ chụp sản phẩm, không chụp mặt bạn; ảnh và trang trưng bày lưu trong máy của lớp</w:t>
             </w:r>
           </w:p>
         </w:tc>
@@ -1047,19 +993,6 @@
               <w:spacing w:after="0"/>
             </w:pPr>
             <w:r/>
-            <w:r>
-              <w:rPr>
-                <w:b w:val="0"/>
-                <w:i w:val="0"/>
-                <w:sz w:val="18"/>
-              </w:rPr>
-              <w:t>NLS-ST (Cơ bản 2): chụp lại sản phẩm, lưu vào thư mục lớp để trưng bày; đặt tên tệp rõ ràng.</w:t>
-            </w:r>
-          </w:p>
-          <w:p>
-            <w:pPr>
-              <w:spacing w:after="0"/>
-            </w:pPr>
             <w:r>
               <w:rPr>
                 <w:b w:val="0"/>
@@ -1183,7 +1116,33 @@
                 <w:i w:val="0"/>
                 <w:sz w:val="18"/>
               </w:rPr>
-              <w:t>NLS-KT (Cơ bản 2): xem tranh, ảnh mẫu trên màn hình; ghi tên tác giả bức tranh khi giới thiệu.</w:t>
+              <w:t>NLS-KT (Cơ bản 2): GV mở bộ sưu tập số tranh Đông Hồ, Hàng Trống trên trang của bảo tàng</w:t>
+            </w:r>
+          </w:p>
+          <w:p>
+            <w:pPr>
+              <w:spacing w:after="0"/>
+            </w:pPr>
+            <w:r>
+              <w:rPr>
+                <w:b w:val="0"/>
+                <w:i w:val="0"/>
+                <w:sz w:val="18"/>
+              </w:rPr>
+              <w:t>NLS-KT (Cơ bản 2): HS so sánh một bức Đông Hồ với một bức Hàng Trống và ghi vào phiếu hai điểm khác nhau về màu và về nét.</w:t>
+            </w:r>
+          </w:p>
+          <w:p>
+            <w:pPr>
+              <w:spacing w:after="0"/>
+            </w:pPr>
+            <w:r>
+              <w:rPr>
+                <w:b w:val="0"/>
+                <w:i w:val="0"/>
+                <w:sz w:val="18"/>
+              </w:rPr>
+              <w:t>NLS-AT: Tranh dân gian là di sản và mỗi bản chụp đều thuộc về nơi lưu giữ</w:t>
             </w:r>
           </w:p>
         </w:tc>
@@ -1416,7 +1375,6 @@
                 <w:i w:val="0"/>
                 <w:sz w:val="18"/>
               </w:rPr>
-              <w:t>NLS-ST (Cơ bản 2): tạo sản phẩm mĩ thuật rồi chụp lại, lưu vào thư mục lớp; không chép nguyên tranh của người khác.</w:t>
             </w:r>
           </w:p>
         </w:tc>
@@ -1527,19 +1485,6 @@
               <w:spacing w:after="0"/>
             </w:pPr>
             <w:r/>
-            <w:r>
-              <w:rPr>
-                <w:b w:val="0"/>
-                <w:i w:val="0"/>
-                <w:sz w:val="18"/>
-              </w:rPr>
-              <w:t>NLS-ST (Cơ bản 2): chụp lại sản phẩm, lưu vào thư mục lớp để trưng bày; đặt tên tệp rõ ràng.</w:t>
-            </w:r>
-          </w:p>
-          <w:p>
-            <w:pPr>
-              <w:spacing w:after="0"/>
-            </w:pPr>
             <w:r>
               <w:rPr>
                 <w:b w:val="0"/>
@@ -1663,7 +1608,33 @@
                 <w:i w:val="0"/>
                 <w:sz w:val="18"/>
               </w:rPr>
-              <w:t>NLS-KT (Cơ bản 2): xem tranh, ảnh mẫu trên màn hình; ghi tên tác giả bức tranh khi giới thiệu.</w:t>
+              <w:t>NLS-KT (Cơ bản 2): HS dùng bản đồ số và ảnh toàn cảnh để xem lại một địa danh ở quê mình từ trên cao và từ mặt đất</w:t>
+            </w:r>
+          </w:p>
+          <w:p>
+            <w:pPr>
+              <w:spacing w:after="0"/>
+            </w:pPr>
+            <w:r>
+              <w:rPr>
+                <w:b w:val="0"/>
+                <w:i w:val="0"/>
+                <w:sz w:val="18"/>
+              </w:rPr>
+              <w:t>NLS-KT (Cơ bản 2): HS chọn một địa danh, thu thập hai đến ba ảnh và ghi lại nguồn từng ảnh vào phiếu tư liệu.</w:t>
+            </w:r>
+          </w:p>
+          <w:p>
+            <w:pPr>
+              <w:spacing w:after="0"/>
+            </w:pPr>
+            <w:r>
+              <w:rPr>
+                <w:b w:val="0"/>
+                <w:i w:val="0"/>
+                <w:sz w:val="18"/>
+              </w:rPr>
+              <w:t>NLS-AT: Chỉ tra cứu trong ứng dụng bản đồ và trang tư liệu GV chỉ định</w:t>
             </w:r>
           </w:p>
           <w:p>
@@ -1910,19 +1881,6 @@
                 <w:i w:val="0"/>
                 <w:sz w:val="18"/>
               </w:rPr>
-              <w:t>NLS-ST (Cơ bản 2): tạo sản phẩm mĩ thuật rồi chụp lại, lưu vào thư mục lớp; không chép nguyên tranh của người khác.</w:t>
-            </w:r>
-          </w:p>
-          <w:p>
-            <w:pPr>
-              <w:spacing w:after="0"/>
-            </w:pPr>
-            <w:r>
-              <w:rPr>
-                <w:b w:val="0"/>
-                <w:i w:val="0"/>
-                <w:sz w:val="18"/>
-              </w:rPr>
               <w:t>QPAN: Cho HS thể hiện hình ảnh quê hương, di tích lịch sử địa phương; giáo dục nhận biết chủ quyền lãnh thổ; có ý thức chấp hành pháp luật, nhất là pháp luật giao thông.</w:t>
             </w:r>
           </w:p>
@@ -2040,7 +1998,7 @@
                 <w:i w:val="0"/>
                 <w:sz w:val="18"/>
               </w:rPr>
-              <w:t>NLS-ST (Cơ bản 2): chụp lại sản phẩm, lưu vào thư mục lớp để trưng bày; đặt tên tệp rõ ràng.</w:t>
+              <w:t>QPAN: Cho HS thể hiện hình ảnh quê hương, di tích lịch sử địa phương; giáo dục nhận biết chủ quyền lãnh thổ; có ý thức chấp hành pháp luật, nhất là pháp luật giao thông.</w:t>
             </w:r>
           </w:p>
           <w:p>
@@ -2053,7 +2011,7 @@
                 <w:i w:val="0"/>
                 <w:sz w:val="18"/>
               </w:rPr>
-              <w:t>QPAN: Cho HS thể hiện hình ảnh quê hương, di tích lịch sử địa phương; giáo dục nhận biết chủ quyền lãnh thổ; có ý thức chấp hành pháp luật, nhất là pháp luật giao thông.</w:t>
+              <w:t>KNS: KN trình bày ý tưởng, nhận xét sản phẩm của bạn một cách tôn trọng.</w:t>
             </w:r>
           </w:p>
         </w:tc>
@@ -2170,7 +2128,33 @@
                 <w:i w:val="0"/>
                 <w:sz w:val="18"/>
               </w:rPr>
-              <w:t>NLS-KT (Cơ bản 2): xem tranh, ảnh mẫu trên màn hình; ghi tên tác giả bức tranh khi giới thiệu.</w:t>
+              <w:t>NLS-KT (Cơ bản 2): GV chiếu loạt ảnh chụp người lao động đang làm việc: bác nông dân, cô lao công, chú thợ xây, người bán hàng</w:t>
+            </w:r>
+          </w:p>
+          <w:p>
+            <w:pPr>
+              <w:spacing w:after="0"/>
+            </w:pPr>
+            <w:r>
+              <w:rPr>
+                <w:b w:val="0"/>
+                <w:i w:val="0"/>
+                <w:sz w:val="18"/>
+              </w:rPr>
+              <w:t>NLS-KT (Cơ bản 2): HS chọn một ảnh, mô tả dáng người và đoán người trong ảnh đang nghĩ gì, cảm thấy thế nào.</w:t>
+            </w:r>
+          </w:p>
+          <w:p>
+            <w:pPr>
+              <w:spacing w:after="0"/>
+            </w:pPr>
+            <w:r>
+              <w:rPr>
+                <w:b w:val="0"/>
+                <w:i w:val="0"/>
+                <w:sz w:val="18"/>
+              </w:rPr>
+              <w:t>NLS-AT: Ảnh chụp người lao động do GV lấy từ nguồn tư liệu có ghi tác giả</w:t>
             </w:r>
           </w:p>
         </w:tc>
@@ -2403,7 +2387,6 @@
                 <w:i w:val="0"/>
                 <w:sz w:val="18"/>
               </w:rPr>
-              <w:t>NLS-ST (Cơ bản 2): tạo sản phẩm mĩ thuật rồi chụp lại, lưu vào thư mục lớp; không chép nguyên tranh của người khác.</w:t>
             </w:r>
           </w:p>
         </w:tc>
@@ -2514,19 +2497,6 @@
               <w:spacing w:after="0"/>
             </w:pPr>
             <w:r/>
-            <w:r>
-              <w:rPr>
-                <w:b w:val="0"/>
-                <w:i w:val="0"/>
-                <w:sz w:val="18"/>
-              </w:rPr>
-              <w:t>NLS-ST (Cơ bản 2): chụp lại sản phẩm, lưu vào thư mục lớp để trưng bày; đặt tên tệp rõ ràng.</w:t>
-            </w:r>
-          </w:p>
-          <w:p>
-            <w:pPr>
-              <w:spacing w:after="0"/>
-            </w:pPr>
             <w:r>
               <w:rPr>
                 <w:b w:val="0"/>
@@ -2766,7 +2736,33 @@
                 <w:i w:val="0"/>
                 <w:sz w:val="18"/>
               </w:rPr>
-              <w:t>NLS-KT (Cơ bản 2): xem tranh, ảnh mẫu trên màn hình; ghi tên tác giả bức tranh khi giới thiệu.</w:t>
+              <w:t>NLS-KT (Cơ bản 2): GV chiếu bộ ảnh kỉ niệm của lớp chụp trong năm học cùng vài ảnh tư liệu về các cách người ta lưu giữ kỉ niệm: album ảnh</w:t>
+            </w:r>
+          </w:p>
+          <w:p>
+            <w:pPr>
+              <w:spacing w:after="0"/>
+            </w:pPr>
+            <w:r>
+              <w:rPr>
+                <w:b w:val="0"/>
+                <w:i w:val="0"/>
+                <w:sz w:val="18"/>
+              </w:rPr>
+              <w:t>NLS-KT (Cơ bản 2): HS chọn một bức ảnh kỉ niệm và chỉ ra nhân vật chính, bối cảnh và điều gì làm bức ảnh ấy đáng nhớ.</w:t>
+            </w:r>
+          </w:p>
+          <w:p>
+            <w:pPr>
+              <w:spacing w:after="0"/>
+            </w:pPr>
+            <w:r>
+              <w:rPr>
+                <w:b w:val="0"/>
+                <w:i w:val="0"/>
+                <w:sz w:val="18"/>
+              </w:rPr>
+              <w:t>NLS-AT: Ảnh kỉ niệm của lớp chỉ dùng trong lớp; trước khi đưa ảnh có mặt bạn vào bài</w:t>
             </w:r>
           </w:p>
         </w:tc>
@@ -3023,7 +3019,6 @@
                 <w:i w:val="0"/>
                 <w:sz w:val="18"/>
               </w:rPr>
-              <w:t>NLS-ST (Cơ bản 2): tạo sản phẩm mĩ thuật rồi chụp lại, lưu vào thư mục lớp; không chép nguyên tranh của người khác.</w:t>
             </w:r>
           </w:p>
         </w:tc>
@@ -3134,19 +3129,6 @@
               <w:spacing w:after="0"/>
             </w:pPr>
             <w:r/>
-            <w:r>
-              <w:rPr>
-                <w:b w:val="0"/>
-                <w:i w:val="0"/>
-                <w:sz w:val="18"/>
-              </w:rPr>
-              <w:t>NLS-ST (Cơ bản 2): chụp lại sản phẩm, lưu vào thư mục lớp để trưng bày; đặt tên tệp rõ ràng.</w:t>
-            </w:r>
-          </w:p>
-          <w:p>
-            <w:pPr>
-              <w:spacing w:after="0"/>
-            </w:pPr>
             <w:r>
               <w:rPr>
                 <w:b w:val="0"/>
@@ -3270,7 +3252,33 @@
                 <w:i w:val="0"/>
                 <w:sz w:val="18"/>
               </w:rPr>
-              <w:t>NLS-KT (Cơ bản 2): xem tranh, ảnh mẫu trên màn hình; ghi tên tác giả bức tranh khi giới thiệu.</w:t>
+              <w:t>NLS-KT (Cơ bản 2): HS dùng thiết bị của lớp chụp lại các góc của trường: cổng, hành lang, sân sau, gốc cây</w:t>
+            </w:r>
+          </w:p>
+          <w:p>
+            <w:pPr>
+              <w:spacing w:after="0"/>
+            </w:pPr>
+            <w:r>
+              <w:rPr>
+                <w:b w:val="0"/>
+                <w:i w:val="0"/>
+                <w:sz w:val="18"/>
+              </w:rPr>
+              <w:t>NLS-KT (Cơ bản 2): HS giải thích vì sao góc mình chọn là đẹp: có mảng chính, có đường dẫn mắt, có khoảng trống hợp lí.</w:t>
+            </w:r>
+          </w:p>
+          <w:p>
+            <w:pPr>
+              <w:spacing w:after="0"/>
+            </w:pPr>
+            <w:r>
+              <w:rPr>
+                <w:b w:val="0"/>
+                <w:i w:val="0"/>
+                <w:sz w:val="18"/>
+              </w:rPr>
+              <w:t>NLS-AT: Đi chụp theo nhóm và theo lộ trình GV giao, không leo trèo</w:t>
             </w:r>
           </w:p>
         </w:tc>
@@ -3503,7 +3511,6 @@
                 <w:i w:val="0"/>
                 <w:sz w:val="18"/>
               </w:rPr>
-              <w:t>NLS-ST (Cơ bản 2): tạo sản phẩm mĩ thuật rồi chụp lại, lưu vào thư mục lớp; không chép nguyên tranh của người khác.</w:t>
             </w:r>
           </w:p>
         </w:tc>
@@ -3614,19 +3621,6 @@
               <w:spacing w:after="0"/>
             </w:pPr>
             <w:r/>
-            <w:r>
-              <w:rPr>
-                <w:b w:val="0"/>
-                <w:i w:val="0"/>
-                <w:sz w:val="18"/>
-              </w:rPr>
-              <w:t>NLS-ST (Cơ bản 2): chụp lại sản phẩm, lưu vào thư mục lớp để trưng bày; đặt tên tệp rõ ràng.</w:t>
-            </w:r>
-          </w:p>
-          <w:p>
-            <w:pPr>
-              <w:spacing w:after="0"/>
-            </w:pPr>
             <w:r>
               <w:rPr>
                 <w:b w:val="0"/>
@@ -3750,7 +3744,33 @@
                 <w:i w:val="0"/>
                 <w:sz w:val="18"/>
               </w:rPr>
-              <w:t>NLS-KT (Cơ bản 2): xem tranh, ảnh mẫu trên màn hình; ghi tên tác giả bức tranh khi giới thiệu.</w:t>
+              <w:t>NLS-KT (Cơ bản 2): HS xem bộ ảnh chụp cùng một địa điểm trước và sau khi bị rác thải xâm chiếm</w:t>
+            </w:r>
+          </w:p>
+          <w:p>
+            <w:pPr>
+              <w:spacing w:after="0"/>
+            </w:pPr>
+            <w:r>
+              <w:rPr>
+                <w:b w:val="0"/>
+                <w:i w:val="0"/>
+                <w:sz w:val="18"/>
+              </w:rPr>
+              <w:t>NLS-KT (Cơ bản 2): HS ghi lại một số liệu mình thấy ấn tượng nhất cùng tên trang đã cung cấp số liệu đó để đưa vào tranh cổ động.</w:t>
+            </w:r>
+          </w:p>
+          <w:p>
+            <w:pPr>
+              <w:spacing w:after="0"/>
+            </w:pPr>
+            <w:r>
+              <w:rPr>
+                <w:b w:val="0"/>
+                <w:i w:val="0"/>
+                <w:sz w:val="18"/>
+              </w:rPr>
+              <w:t>NLS-AT: Số liệu về môi trường phải lấy từ trang của cơ quan nhà nước hoặc tổ chức có</w:t>
             </w:r>
           </w:p>
         </w:tc>
@@ -3983,7 +4003,6 @@
                 <w:i w:val="0"/>
                 <w:sz w:val="18"/>
               </w:rPr>
-              <w:t>NLS-ST (Cơ bản 2): tạo sản phẩm mĩ thuật rồi chụp lại, lưu vào thư mục lớp; không chép nguyên tranh của người khác.</w:t>
             </w:r>
           </w:p>
         </w:tc>
@@ -4094,19 +4113,6 @@
               <w:spacing w:after="0"/>
             </w:pPr>
             <w:r/>
-            <w:r>
-              <w:rPr>
-                <w:b w:val="0"/>
-                <w:i w:val="0"/>
-                <w:sz w:val="18"/>
-              </w:rPr>
-              <w:t>NLS-ST (Cơ bản 2): chụp lại sản phẩm, lưu vào thư mục lớp để trưng bày; đặt tên tệp rõ ràng.</w:t>
-            </w:r>
-          </w:p>
-          <w:p>
-            <w:pPr>
-              <w:spacing w:after="0"/>
-            </w:pPr>
             <w:r>
               <w:rPr>
                 <w:b w:val="0"/>
@@ -4230,7 +4236,33 @@
                 <w:i w:val="0"/>
                 <w:sz w:val="18"/>
               </w:rPr>
-              <w:t>NLS-KT (Cơ bản 2): xem tranh, ảnh mẫu trên màn hình; ghi tên tác giả bức tranh khi giới thiệu.</w:t>
+              <w:t>NLS-KT (Cơ bản 2): HS xem bộ tranh và ảnh về cuộc sống làng quê ở các vùng miền</w:t>
+            </w:r>
+          </w:p>
+          <w:p>
+            <w:pPr>
+              <w:spacing w:after="0"/>
+            </w:pPr>
+            <w:r>
+              <w:rPr>
+                <w:b w:val="0"/>
+                <w:i w:val="0"/>
+                <w:sz w:val="18"/>
+              </w:rPr>
+              <w:t>NLS-KT (Cơ bản 2): HS chọn hai tác phẩm khác vùng miền và ghi vào phiếu điểm giống nhau về cảm xúc, điểm khác nhau về cảnh vật.</w:t>
+            </w:r>
+          </w:p>
+          <w:p>
+            <w:pPr>
+              <w:spacing w:after="0"/>
+            </w:pPr>
+            <w:r>
+              <w:rPr>
+                <w:b w:val="0"/>
+                <w:i w:val="0"/>
+                <w:sz w:val="18"/>
+              </w:rPr>
+              <w:t>NLS-AT: Khi đưa ảnh tham khảo vào phiếu tư liệu, HS ghi tên tác giả và nơi lấy ảnh</w:t>
             </w:r>
           </w:p>
           <w:p>
@@ -4477,19 +4509,6 @@
                 <w:i w:val="0"/>
                 <w:sz w:val="18"/>
               </w:rPr>
-              <w:t>NLS-ST (Cơ bản 2): tạo sản phẩm mĩ thuật rồi chụp lại, lưu vào thư mục lớp; không chép nguyên tranh của người khác.</w:t>
-            </w:r>
-          </w:p>
-          <w:p>
-            <w:pPr>
-              <w:spacing w:after="0"/>
-            </w:pPr>
-            <w:r>
-              <w:rPr>
-                <w:b w:val="0"/>
-                <w:i w:val="0"/>
-                <w:sz w:val="18"/>
-              </w:rPr>
               <w:t>QPAN: Cho HS thể hiện hình ảnh quê hương, di tích lịch sử địa phương; giáo dục nhận biết chủ quyền lãnh thổ; có ý thức chấp hành pháp luật, nhất là pháp luật giao thông.</w:t>
             </w:r>
           </w:p>
@@ -4607,7 +4626,7 @@
                 <w:i w:val="0"/>
                 <w:sz w:val="18"/>
               </w:rPr>
-              <w:t>NLS-ST (Cơ bản 2): chụp lại sản phẩm, lưu vào thư mục lớp để trưng bày; đặt tên tệp rõ ràng.</w:t>
+              <w:t>QPAN: Cho HS thể hiện hình ảnh quê hương, di tích lịch sử địa phương; giáo dục nhận biết chủ quyền lãnh thổ; có ý thức chấp hành pháp luật, nhất là pháp luật giao thông.</w:t>
             </w:r>
           </w:p>
           <w:p>
@@ -4620,7 +4639,7 @@
                 <w:i w:val="0"/>
                 <w:sz w:val="18"/>
               </w:rPr>
-              <w:t>QPAN: Cho HS thể hiện hình ảnh quê hương, di tích lịch sử địa phương; giáo dục nhận biết chủ quyền lãnh thổ; có ý thức chấp hành pháp luật, nhất là pháp luật giao thông.</w:t>
+              <w:t>KNS: KN trình bày ý tưởng, nhận xét sản phẩm của bạn một cách tôn trọng.</w:t>
             </w:r>
           </w:p>
         </w:tc>
@@ -4853,7 +4872,33 @@
                 <w:i w:val="0"/>
                 <w:sz w:val="18"/>
               </w:rPr>
-              <w:t>NLS-ST (Cơ bản 2): chụp lại sản phẩm, lưu vào thư mục lớp để trưng bày; đặt tên tệp rõ ràng.</w:t>
+              <w:t>NLS-ST (Cơ bản 2): HS cùng GV dựng một trang triển lãm số cuối năm chia theo tám chủ đề đã học, mỗi chủ đề chọn vài sản phẩm tiêu biểu</w:t>
+            </w:r>
+          </w:p>
+          <w:p>
+            <w:pPr>
+              <w:spacing w:after="0"/>
+            </w:pPr>
+            <w:r>
+              <w:rPr>
+                <w:b w:val="0"/>
+                <w:i w:val="0"/>
+                <w:sz w:val="18"/>
+              </w:rPr>
+              <w:t>NLS-GT (Cơ bản 2): HS đóng vai người thuyết minh, giới thiệu một chủ đề trong triển lãm cho khách tham quan là các bạn lớp khác và cha mẹ.</w:t>
+            </w:r>
+          </w:p>
+          <w:p>
+            <w:pPr>
+              <w:spacing w:after="0"/>
+            </w:pPr>
+            <w:r>
+              <w:rPr>
+                <w:b w:val="0"/>
+                <w:i w:val="0"/>
+                <w:sz w:val="18"/>
+              </w:rPr>
+              <w:t>NLS-AT: Triển lãm ghi đủ tên tác giả cho từng sản phẩm và ghi nguồn cho mọi hình ảnh</w:t>
             </w:r>
           </w:p>
           <w:p>

--- a/assets/docs/lop4/Mi thuat - Lop 4.docx
+++ b/assets/docs/lop4/Mi thuat - Lop 4.docx
@@ -624,33 +624,7 @@
                 <w:i w:val="0"/>
                 <w:sz w:val="18"/>
               </w:rPr>
-              <w:t>NLS-KT (Cơ bản 2): GV chiếu ảnh chụp mảng chạm khắc gỗ và tượng tròn ở đình làng lên máy chiếu, phóng to chi tiết hình rồng, người</w:t>
-            </w:r>
-          </w:p>
-          <w:p>
-            <w:pPr>
-              <w:spacing w:after="0"/>
-            </w:pPr>
-            <w:r>
-              <w:rPr>
-                <w:b w:val="0"/>
-                <w:i w:val="0"/>
-                <w:sz w:val="18"/>
-              </w:rPr>
-              <w:t>NLS-KT (Cơ bản 2): HS xem thêm đoạn phim ngắn giới thiệu một ngôi đình trên tivi, ghi vào phiếu tên đình, nơi có đình</w:t>
-            </w:r>
-          </w:p>
-          <w:p>
-            <w:pPr>
-              <w:spacing w:after="0"/>
-            </w:pPr>
-            <w:r>
-              <w:rPr>
-                <w:b w:val="0"/>
-                <w:i w:val="0"/>
-                <w:sz w:val="18"/>
-              </w:rPr>
-              <w:t>NLS-AT: Ảnh tư liệu di sản phải lấy từ trang của bảo tàng</w:t>
+              <w:t>NLS-KT (Cơ bản 2): Chiếu ảnh chụp mảng chạm khắc gỗ và tượng tròn ở đình làng lên máy chiếu, phóng to chi tiết hình rồng, người, hoa lá.</w:t>
             </w:r>
           </w:p>
         </w:tc>
@@ -1116,33 +1090,7 @@
                 <w:i w:val="0"/>
                 <w:sz w:val="18"/>
               </w:rPr>
-              <w:t>NLS-KT (Cơ bản 2): GV mở bộ sưu tập số tranh Đông Hồ, Hàng Trống trên trang của bảo tàng</w:t>
-            </w:r>
-          </w:p>
-          <w:p>
-            <w:pPr>
-              <w:spacing w:after="0"/>
-            </w:pPr>
-            <w:r>
-              <w:rPr>
-                <w:b w:val="0"/>
-                <w:i w:val="0"/>
-                <w:sz w:val="18"/>
-              </w:rPr>
-              <w:t>NLS-KT (Cơ bản 2): HS so sánh một bức Đông Hồ với một bức Hàng Trống và ghi vào phiếu hai điểm khác nhau về màu và về nét.</w:t>
-            </w:r>
-          </w:p>
-          <w:p>
-            <w:pPr>
-              <w:spacing w:after="0"/>
-            </w:pPr>
-            <w:r>
-              <w:rPr>
-                <w:b w:val="0"/>
-                <w:i w:val="0"/>
-                <w:sz w:val="18"/>
-              </w:rPr>
-              <w:t>NLS-AT: Tranh dân gian là di sản và mỗi bản chụp đều thuộc về nơi lưu giữ</w:t>
+              <w:t>NLS-KT (Cơ bản 2): Mở bộ sưu tập số tranh Đông Hồ, Hàng Trống trên trang của bảo tàng.</w:t>
             </w:r>
           </w:p>
         </w:tc>
@@ -1608,33 +1556,7 @@
                 <w:i w:val="0"/>
                 <w:sz w:val="18"/>
               </w:rPr>
-              <w:t>NLS-KT (Cơ bản 2): HS dùng bản đồ số và ảnh toàn cảnh để xem lại một địa danh ở quê mình từ trên cao và từ mặt đất</w:t>
-            </w:r>
-          </w:p>
-          <w:p>
-            <w:pPr>
-              <w:spacing w:after="0"/>
-            </w:pPr>
-            <w:r>
-              <w:rPr>
-                <w:b w:val="0"/>
-                <w:i w:val="0"/>
-                <w:sz w:val="18"/>
-              </w:rPr>
-              <w:t>NLS-KT (Cơ bản 2): HS chọn một địa danh, thu thập hai đến ba ảnh và ghi lại nguồn từng ảnh vào phiếu tư liệu.</w:t>
-            </w:r>
-          </w:p>
-          <w:p>
-            <w:pPr>
-              <w:spacing w:after="0"/>
-            </w:pPr>
-            <w:r>
-              <w:rPr>
-                <w:b w:val="0"/>
-                <w:i w:val="0"/>
-                <w:sz w:val="18"/>
-              </w:rPr>
-              <w:t>NLS-AT: Chỉ tra cứu trong ứng dụng bản đồ và trang tư liệu GV chỉ định</w:t>
+              <w:t>NLS-KT (Cơ bản 2): HS dùng bản đồ số và ảnh toàn cảnh.</w:t>
             </w:r>
           </w:p>
           <w:p>
@@ -2128,33 +2050,7 @@
                 <w:i w:val="0"/>
                 <w:sz w:val="18"/>
               </w:rPr>
-              <w:t>NLS-KT (Cơ bản 2): GV chiếu loạt ảnh chụp người lao động đang làm việc: bác nông dân, cô lao công, chú thợ xây, người bán hàng</w:t>
-            </w:r>
-          </w:p>
-          <w:p>
-            <w:pPr>
-              <w:spacing w:after="0"/>
-            </w:pPr>
-            <w:r>
-              <w:rPr>
-                <w:b w:val="0"/>
-                <w:i w:val="0"/>
-                <w:sz w:val="18"/>
-              </w:rPr>
-              <w:t>NLS-KT (Cơ bản 2): HS chọn một ảnh, mô tả dáng người và đoán người trong ảnh đang nghĩ gì, cảm thấy thế nào.</w:t>
-            </w:r>
-          </w:p>
-          <w:p>
-            <w:pPr>
-              <w:spacing w:after="0"/>
-            </w:pPr>
-            <w:r>
-              <w:rPr>
-                <w:b w:val="0"/>
-                <w:i w:val="0"/>
-                <w:sz w:val="18"/>
-              </w:rPr>
-              <w:t>NLS-AT: Ảnh chụp người lao động do GV lấy từ nguồn tư liệu có ghi tác giả</w:t>
+              <w:t>NLS-KT (Cơ bản 2): Chiếu loạt ảnh chụp người lao động đang làm việc.</w:t>
             </w:r>
           </w:p>
         </w:tc>
@@ -2736,33 +2632,7 @@
                 <w:i w:val="0"/>
                 <w:sz w:val="18"/>
               </w:rPr>
-              <w:t>NLS-KT (Cơ bản 2): GV chiếu bộ ảnh kỉ niệm của lớp chụp trong năm học cùng vài ảnh tư liệu về các cách người ta lưu giữ kỉ niệm: album ảnh</w:t>
-            </w:r>
-          </w:p>
-          <w:p>
-            <w:pPr>
-              <w:spacing w:after="0"/>
-            </w:pPr>
-            <w:r>
-              <w:rPr>
-                <w:b w:val="0"/>
-                <w:i w:val="0"/>
-                <w:sz w:val="18"/>
-              </w:rPr>
-              <w:t>NLS-KT (Cơ bản 2): HS chọn một bức ảnh kỉ niệm và chỉ ra nhân vật chính, bối cảnh và điều gì làm bức ảnh ấy đáng nhớ.</w:t>
-            </w:r>
-          </w:p>
-          <w:p>
-            <w:pPr>
-              <w:spacing w:after="0"/>
-            </w:pPr>
-            <w:r>
-              <w:rPr>
-                <w:b w:val="0"/>
-                <w:i w:val="0"/>
-                <w:sz w:val="18"/>
-              </w:rPr>
-              <w:t>NLS-AT: Ảnh kỉ niệm của lớp chỉ dùng trong lớp; trước khi đưa ảnh có mặt bạn vào bài</w:t>
+              <w:t>NLS-KT (Cơ bản 2): Chiếu bộ ảnh kỉ niệm của lớp chụp trong năm học cùng vài ảnh tư liệu về các cách người ta lưu giữ kỉ niệm.</w:t>
             </w:r>
           </w:p>
         </w:tc>
@@ -3252,33 +3122,7 @@
                 <w:i w:val="0"/>
                 <w:sz w:val="18"/>
               </w:rPr>
-              <w:t>NLS-KT (Cơ bản 2): HS dùng thiết bị của lớp chụp lại các góc của trường: cổng, hành lang, sân sau, gốc cây</w:t>
-            </w:r>
-          </w:p>
-          <w:p>
-            <w:pPr>
-              <w:spacing w:after="0"/>
-            </w:pPr>
-            <w:r>
-              <w:rPr>
-                <w:b w:val="0"/>
-                <w:i w:val="0"/>
-                <w:sz w:val="18"/>
-              </w:rPr>
-              <w:t>NLS-KT (Cơ bản 2): HS giải thích vì sao góc mình chọn là đẹp: có mảng chính, có đường dẫn mắt, có khoảng trống hợp lí.</w:t>
-            </w:r>
-          </w:p>
-          <w:p>
-            <w:pPr>
-              <w:spacing w:after="0"/>
-            </w:pPr>
-            <w:r>
-              <w:rPr>
-                <w:b w:val="0"/>
-                <w:i w:val="0"/>
-                <w:sz w:val="18"/>
-              </w:rPr>
-              <w:t>NLS-AT: Đi chụp theo nhóm và theo lộ trình GV giao, không leo trèo</w:t>
+              <w:t>NLS-KT (Cơ bản 2): HS dùng thiết bị của lớp chụp lại các góc của trường.</w:t>
             </w:r>
           </w:p>
         </w:tc>
@@ -3744,33 +3588,7 @@
                 <w:i w:val="0"/>
                 <w:sz w:val="18"/>
               </w:rPr>
-              <w:t>NLS-KT (Cơ bản 2): HS xem bộ ảnh chụp cùng một địa điểm trước và sau khi bị rác thải xâm chiếm</w:t>
-            </w:r>
-          </w:p>
-          <w:p>
-            <w:pPr>
-              <w:spacing w:after="0"/>
-            </w:pPr>
-            <w:r>
-              <w:rPr>
-                <w:b w:val="0"/>
-                <w:i w:val="0"/>
-                <w:sz w:val="18"/>
-              </w:rPr>
-              <w:t>NLS-KT (Cơ bản 2): HS ghi lại một số liệu mình thấy ấn tượng nhất cùng tên trang đã cung cấp số liệu đó để đưa vào tranh cổ động.</w:t>
-            </w:r>
-          </w:p>
-          <w:p>
-            <w:pPr>
-              <w:spacing w:after="0"/>
-            </w:pPr>
-            <w:r>
-              <w:rPr>
-                <w:b w:val="0"/>
-                <w:i w:val="0"/>
-                <w:sz w:val="18"/>
-              </w:rPr>
-              <w:t>NLS-AT: Số liệu về môi trường phải lấy từ trang của cơ quan nhà nước hoặc tổ chức có</w:t>
+              <w:t>NLS-KT (Cơ bản 2): HS xem bộ ảnh chụp cùng một địa điểm trước và sau khi bị rác thải xâm chiếm.</w:t>
             </w:r>
           </w:p>
         </w:tc>
@@ -4236,33 +4054,7 @@
                 <w:i w:val="0"/>
                 <w:sz w:val="18"/>
               </w:rPr>
-              <w:t>NLS-KT (Cơ bản 2): HS xem bộ tranh và ảnh về cuộc sống làng quê ở các vùng miền</w:t>
-            </w:r>
-          </w:p>
-          <w:p>
-            <w:pPr>
-              <w:spacing w:after="0"/>
-            </w:pPr>
-            <w:r>
-              <w:rPr>
-                <w:b w:val="0"/>
-                <w:i w:val="0"/>
-                <w:sz w:val="18"/>
-              </w:rPr>
-              <w:t>NLS-KT (Cơ bản 2): HS chọn hai tác phẩm khác vùng miền và ghi vào phiếu điểm giống nhau về cảm xúc, điểm khác nhau về cảnh vật.</w:t>
-            </w:r>
-          </w:p>
-          <w:p>
-            <w:pPr>
-              <w:spacing w:after="0"/>
-            </w:pPr>
-            <w:r>
-              <w:rPr>
-                <w:b w:val="0"/>
-                <w:i w:val="0"/>
-                <w:sz w:val="18"/>
-              </w:rPr>
-              <w:t>NLS-AT: Khi đưa ảnh tham khảo vào phiếu tư liệu, HS ghi tên tác giả và nơi lấy ảnh</w:t>
+              <w:t>NLS-KT (Cơ bản 2): HS xem bộ tranh và ảnh về cuộc sống làng quê ở các vùng miền, chú ý cách các tác giả chọn khoảnh khắc yên bình.</w:t>
             </w:r>
           </w:p>
           <w:p>
@@ -4872,33 +4664,7 @@
                 <w:i w:val="0"/>
                 <w:sz w:val="18"/>
               </w:rPr>
-              <w:t>NLS-ST (Cơ bản 2): HS cùng GV dựng một trang triển lãm số cuối năm chia theo tám chủ đề đã học, mỗi chủ đề chọn vài sản phẩm tiêu biểu</w:t>
-            </w:r>
-          </w:p>
-          <w:p>
-            <w:pPr>
-              <w:spacing w:after="0"/>
-            </w:pPr>
-            <w:r>
-              <w:rPr>
-                <w:b w:val="0"/>
-                <w:i w:val="0"/>
-                <w:sz w:val="18"/>
-              </w:rPr>
-              <w:t>NLS-GT (Cơ bản 2): HS đóng vai người thuyết minh, giới thiệu một chủ đề trong triển lãm cho khách tham quan là các bạn lớp khác và cha mẹ.</w:t>
-            </w:r>
-          </w:p>
-          <w:p>
-            <w:pPr>
-              <w:spacing w:after="0"/>
-            </w:pPr>
-            <w:r>
-              <w:rPr>
-                <w:b w:val="0"/>
-                <w:i w:val="0"/>
-                <w:sz w:val="18"/>
-              </w:rPr>
-              <w:t>NLS-AT: Triển lãm ghi đủ tên tác giả cho từng sản phẩm và ghi nguồn cho mọi hình ảnh</w:t>
+              <w:t>NLS-ST (Cơ bản 2): HS cùng GV dựng một trang triển lãm số cuối năm chia theo tám chủ đề đã học.</w:t>
             </w:r>
           </w:p>
           <w:p>

--- a/assets/docs/lop4/Mi thuat - Lop 4.docx
+++ b/assets/docs/lop4/Mi thuat - Lop 4.docx
@@ -585,7 +585,7 @@
                 <w:i w:val="0"/>
                 <w:sz w:val="20"/>
               </w:rPr>
-              <w:t>Chủ đề 1: Vẻ đẹp trong điêu khắc đình làng Việt Nam (Tiết 1 - Quan sát, nhận biết)</w:t>
+              <w:t>Chủ đề 1: Vẻ đẹp trong điêu khắc đình làng Việt Nam (Tiết 1)</w:t>
             </w:r>
           </w:p>
         </w:tc>
@@ -605,7 +605,7 @@
                 <w:i w:val="0"/>
                 <w:sz w:val="20"/>
               </w:rPr>
-              <w:t>Tiết 1 (1 tiết)</w:t>
+              <w:t>Tiết 1 (4 tiết)</w:t>
             </w:r>
           </w:p>
         </w:tc>
@@ -624,7 +624,7 @@
                 <w:i w:val="0"/>
                 <w:sz w:val="18"/>
               </w:rPr>
-              <w:t>NLS-KT (Cơ bản 2): Chiếu ảnh chụp mảng chạm khắc gỗ và tượng tròn ở đình làng lên máy chiếu, phóng to chi tiết hình rồng, người, hoa lá.</w:t>
+              <w:t>Năng lực số 1.1 CB2c: HS nêu được đặc điểm tạo hình của chạm khắc đình làng qua ảnh phóng to</w:t>
             </w:r>
           </w:p>
         </w:tc>
@@ -702,7 +702,7 @@
                 <w:i w:val="0"/>
                 <w:sz w:val="20"/>
               </w:rPr>
-              <w:t>Chủ đề 1: Vẻ đẹp trong điêu khắc đình làng Việt Nam (Tiết 2 - Cách thực hiện sản phẩm)</w:t>
+              <w:t>Chủ đề 1: Vẻ đẹp trong điêu khắc đình làng Việt Nam (Tiết 2)</w:t>
             </w:r>
           </w:p>
         </w:tc>
@@ -722,7 +722,7 @@
                 <w:i w:val="0"/>
                 <w:sz w:val="20"/>
               </w:rPr>
-              <w:t>Tiết 2 (1 tiết)</w:t>
+              <w:t>Tiết 2</w:t>
             </w:r>
           </w:p>
         </w:tc>
@@ -741,6 +741,7 @@
                 <w:i w:val="0"/>
                 <w:sz w:val="18"/>
               </w:rPr>
+              <w:t>Năng lực số 1.1 CB2c: HS nêu được đặc điểm tạo hình của chạm khắc đình làng qua ảnh phóng to</w:t>
             </w:r>
           </w:p>
         </w:tc>
@@ -818,7 +819,7 @@
                 <w:i w:val="0"/>
                 <w:sz w:val="20"/>
               </w:rPr>
-              <w:t>Chủ đề 1: Vẻ đẹp trong điêu khắc đình làng Việt Nam (Tiết 3 - Thực hành, sáng tạo)</w:t>
+              <w:t>Chủ đề 1: Vẻ đẹp trong điêu khắc đình làng Việt Nam (Tiết 3)</w:t>
             </w:r>
           </w:p>
         </w:tc>
@@ -838,7 +839,7 @@
                 <w:i w:val="0"/>
                 <w:sz w:val="20"/>
               </w:rPr>
-              <w:t>Tiết 3 (1 tiết)</w:t>
+              <w:t>Tiết 3</w:t>
             </w:r>
           </w:p>
         </w:tc>
@@ -857,6 +858,7 @@
                 <w:i w:val="0"/>
                 <w:sz w:val="18"/>
               </w:rPr>
+              <w:t>Năng lực số 1.1 CB2c: HS nêu được đặc điểm tạo hình của chạm khắc đình làng qua ảnh phóng to</w:t>
             </w:r>
           </w:p>
         </w:tc>
@@ -934,7 +936,7 @@
                 <w:i w:val="0"/>
                 <w:sz w:val="20"/>
               </w:rPr>
-              <w:t>Chủ đề 1: Vẻ đẹp trong điêu khắc đình làng Việt Nam (Tiết 4 - Trưng bày, thảo luận và vận dụng)</w:t>
+              <w:t>Chủ đề 1: Vẻ đẹp trong điêu khắc đình làng Việt Nam (Tiết 4)</w:t>
             </w:r>
           </w:p>
         </w:tc>
@@ -954,7 +956,7 @@
                 <w:i w:val="0"/>
                 <w:sz w:val="20"/>
               </w:rPr>
-              <w:t>Tiết 4 (1 tiết)</w:t>
+              <w:t>Tiết 4</w:t>
             </w:r>
           </w:p>
         </w:tc>
@@ -973,7 +975,7 @@
                 <w:i w:val="0"/>
                 <w:sz w:val="18"/>
               </w:rPr>
-              <w:t>KNS: KN trình bày ý tưởng, nhận xét sản phẩm của bạn một cách tôn trọng.</w:t>
+              <w:t>Năng lực số 1.1 CB2c: HS nêu được đặc điểm tạo hình của chạm khắc đình làng qua ảnh phóng to</w:t>
             </w:r>
           </w:p>
         </w:tc>
@@ -1051,7 +1053,7 @@
                 <w:i w:val="0"/>
                 <w:sz w:val="20"/>
               </w:rPr>
-              <w:t>Chủ đề 2: Một số dạng không gian trong tranh dân gian Việt Nam (Tiết 1 - Quan sát, nhận biết)</w:t>
+              <w:t>Chủ đề 2: Một số dạng không gian trong tranh dân gian Việt Nam (Tiết 1)</w:t>
             </w:r>
           </w:p>
         </w:tc>
@@ -1071,7 +1073,7 @@
                 <w:i w:val="0"/>
                 <w:sz w:val="20"/>
               </w:rPr>
-              <w:t>Tiết 5 (1 tiết)</w:t>
+              <w:t>Tiết 5 (4 tiết)</w:t>
             </w:r>
           </w:p>
         </w:tc>
@@ -1090,7 +1092,7 @@
                 <w:i w:val="0"/>
                 <w:sz w:val="18"/>
               </w:rPr>
-              <w:t>NLS-KT (Cơ bản 2): Mở bộ sưu tập số tranh Đông Hồ, Hàng Trống trên trang của bảo tàng.</w:t>
+              <w:t>NLS: Năng lực số 1.1 CB2c: HS nêu được cách diễn tả không gian riêng của tranh dân gian</w:t>
             </w:r>
           </w:p>
         </w:tc>
@@ -1168,7 +1170,7 @@
                 <w:i w:val="0"/>
                 <w:sz w:val="20"/>
               </w:rPr>
-              <w:t>Chủ đề 2: Một số dạng không gian trong tranh dân gian Việt Nam (Tiết 2 - Cách thực hiện sản phẩm)</w:t>
+              <w:t>Chủ đề 2: Một số dạng không gian trong tranh dân gian Việt Nam (Tiết 2)</w:t>
             </w:r>
           </w:p>
         </w:tc>
@@ -1188,7 +1190,7 @@
                 <w:i w:val="0"/>
                 <w:sz w:val="20"/>
               </w:rPr>
-              <w:t>Tiết 6 (1 tiết)</w:t>
+              <w:t>Tiết 6</w:t>
             </w:r>
           </w:p>
         </w:tc>
@@ -1207,6 +1209,7 @@
                 <w:i w:val="0"/>
                 <w:sz w:val="18"/>
               </w:rPr>
+              <w:t>NLS: Năng lực số 1.1 CB2c: HS nêu được cách diễn tả không gian riêng của tranh dân gian</w:t>
             </w:r>
           </w:p>
         </w:tc>
@@ -1284,7 +1287,7 @@
                 <w:i w:val="0"/>
                 <w:sz w:val="20"/>
               </w:rPr>
-              <w:t>Chủ đề 2: Một số dạng không gian trong tranh dân gian Việt Nam (Tiết 3 - Thực hành, sáng tạo)</w:t>
+              <w:t>Chủ đề 2: Một số dạng không gian trong tranh dân gian Việt Nam (Tiết 3)</w:t>
             </w:r>
           </w:p>
         </w:tc>
@@ -1304,7 +1307,7 @@
                 <w:i w:val="0"/>
                 <w:sz w:val="20"/>
               </w:rPr>
-              <w:t>Tiết 7 (1 tiết)</w:t>
+              <w:t>Tiết 7</w:t>
             </w:r>
           </w:p>
         </w:tc>
@@ -1323,6 +1326,7 @@
                 <w:i w:val="0"/>
                 <w:sz w:val="18"/>
               </w:rPr>
+              <w:t>NLS: Năng lực số 1.1 CB2c: HS nêu được cách diễn tả không gian riêng của tranh dân gian</w:t>
             </w:r>
           </w:p>
         </w:tc>
@@ -1400,7 +1404,7 @@
                 <w:i w:val="0"/>
                 <w:sz w:val="20"/>
               </w:rPr>
-              <w:t>Chủ đề 2: Một số dạng không gian trong tranh dân gian Việt Nam (Tiết 4 - Trưng bày, thảo luận và vận dụng)</w:t>
+              <w:t>Chủ đề 2: Một số dạng không gian trong tranh dân gian Việt Nam (Tiết 4)</w:t>
             </w:r>
           </w:p>
         </w:tc>
@@ -1420,7 +1424,7 @@
                 <w:i w:val="0"/>
                 <w:sz w:val="20"/>
               </w:rPr>
-              <w:t>Tiết 8 (1 tiết)</w:t>
+              <w:t>Tiết 8</w:t>
             </w:r>
           </w:p>
         </w:tc>
@@ -1439,7 +1443,7 @@
                 <w:i w:val="0"/>
                 <w:sz w:val="18"/>
               </w:rPr>
-              <w:t>KNS: KN trình bày ý tưởng, nhận xét sản phẩm của bạn một cách tôn trọng.</w:t>
+              <w:t>NLS: Năng lực số 1.1 CB2c: HS nêu được cách diễn tả không gian riêng của tranh dân gian</w:t>
             </w:r>
           </w:p>
         </w:tc>
@@ -1517,7 +1521,7 @@
                 <w:i w:val="0"/>
                 <w:sz w:val="20"/>
               </w:rPr>
-              <w:t>Chủ đề 3: Cảnh đẹp quê hương (Tiết 1 - Quan sát, nhận biết)</w:t>
+              <w:t>Chủ đề 3: Cảnh đẹp quê hương (Tiết 1)</w:t>
             </w:r>
           </w:p>
         </w:tc>
@@ -1537,7 +1541,7 @@
                 <w:i w:val="0"/>
                 <w:sz w:val="20"/>
               </w:rPr>
-              <w:t>Tiết 9 (1 tiết)</w:t>
+              <w:t>Tiết 9 (4 tiết)</w:t>
             </w:r>
           </w:p>
         </w:tc>
@@ -1550,19 +1554,6 @@
               <w:spacing w:after="0"/>
             </w:pPr>
             <w:r/>
-            <w:r>
-              <w:rPr>
-                <w:b w:val="0"/>
-                <w:i w:val="0"/>
-                <w:sz w:val="18"/>
-              </w:rPr>
-              <w:t>NLS-KT (Cơ bản 2): HS dùng bản đồ số và ảnh toàn cảnh.</w:t>
-            </w:r>
-          </w:p>
-          <w:p>
-            <w:pPr>
-              <w:spacing w:after="0"/>
-            </w:pPr>
             <w:r>
               <w:rPr>
                 <w:b w:val="0"/>
@@ -1647,7 +1638,7 @@
                 <w:i w:val="0"/>
                 <w:sz w:val="20"/>
               </w:rPr>
-              <w:t>Chủ đề 3: Cảnh đẹp quê hương (Tiết 2 - Cách thực hiện sản phẩm)</w:t>
+              <w:t>Chủ đề 3: Cảnh đẹp quê hương (Tiết 2)</w:t>
             </w:r>
           </w:p>
         </w:tc>
@@ -1667,7 +1658,7 @@
                 <w:i w:val="0"/>
                 <w:sz w:val="20"/>
               </w:rPr>
-              <w:t>Tiết 10 (1 tiết)</w:t>
+              <w:t>Tiết 10</w:t>
             </w:r>
           </w:p>
         </w:tc>
@@ -1686,7 +1677,6 @@
                 <w:i w:val="0"/>
                 <w:sz w:val="18"/>
               </w:rPr>
-              <w:t>QPAN: Cho HS thể hiện hình ảnh quê hương, di tích lịch sử địa phương; giáo dục nhận biết chủ quyền lãnh thổ; có ý thức chấp hành pháp luật, nhất là pháp luật giao thông.</w:t>
             </w:r>
           </w:p>
         </w:tc>
@@ -1764,7 +1754,7 @@
                 <w:i w:val="0"/>
                 <w:sz w:val="20"/>
               </w:rPr>
-              <w:t>Chủ đề 3: Cảnh đẹp quê hương (Tiết 3 - Thực hành, sáng tạo)</w:t>
+              <w:t>Chủ đề 3: Cảnh đẹp quê hương (Tiết 3)</w:t>
             </w:r>
           </w:p>
         </w:tc>
@@ -1784,7 +1774,7 @@
                 <w:i w:val="0"/>
                 <w:sz w:val="20"/>
               </w:rPr>
-              <w:t>Tiết 11 (1 tiết)</w:t>
+              <w:t>Tiết 11</w:t>
             </w:r>
           </w:p>
         </w:tc>
@@ -1803,7 +1793,6 @@
                 <w:i w:val="0"/>
                 <w:sz w:val="18"/>
               </w:rPr>
-              <w:t>QPAN: Cho HS thể hiện hình ảnh quê hương, di tích lịch sử địa phương; giáo dục nhận biết chủ quyền lãnh thổ; có ý thức chấp hành pháp luật, nhất là pháp luật giao thông.</w:t>
             </w:r>
           </w:p>
         </w:tc>
@@ -1881,7 +1870,7 @@
                 <w:i w:val="0"/>
                 <w:sz w:val="20"/>
               </w:rPr>
-              <w:t>Chủ đề 3: Cảnh đẹp quê hương (Tiết 4 - Trưng bày, thảo luận và vận dụng)</w:t>
+              <w:t>Chủ đề 3: Cảnh đẹp quê hương (Tiết 4)</w:t>
             </w:r>
           </w:p>
         </w:tc>
@@ -1901,7 +1890,7 @@
                 <w:i w:val="0"/>
                 <w:sz w:val="20"/>
               </w:rPr>
-              <w:t>Tiết 12 (1 tiết)</w:t>
+              <w:t>Tiết 12</w:t>
             </w:r>
           </w:p>
         </w:tc>
@@ -1920,20 +1909,6 @@
                 <w:i w:val="0"/>
                 <w:sz w:val="18"/>
               </w:rPr>
-              <w:t>QPAN: Cho HS thể hiện hình ảnh quê hương, di tích lịch sử địa phương; giáo dục nhận biết chủ quyền lãnh thổ; có ý thức chấp hành pháp luật, nhất là pháp luật giao thông.</w:t>
-            </w:r>
-          </w:p>
-          <w:p>
-            <w:pPr>
-              <w:spacing w:after="0"/>
-            </w:pPr>
-            <w:r>
-              <w:rPr>
-                <w:b w:val="0"/>
-                <w:i w:val="0"/>
-                <w:sz w:val="18"/>
-              </w:rPr>
-              <w:t>KNS: KN trình bày ý tưởng, nhận xét sản phẩm của bạn một cách tôn trọng.</w:t>
             </w:r>
           </w:p>
         </w:tc>
@@ -2011,7 +1986,7 @@
                 <w:i w:val="0"/>
                 <w:sz w:val="20"/>
               </w:rPr>
-              <w:t>Chủ đề 4: Vẻ đẹp trong cuộc sống (Tiết 1 - Quan sát, nhận biết)</w:t>
+              <w:t>Chủ đề 4: Vẻ đẹp trong cuộc sống (Tiết 1)</w:t>
             </w:r>
           </w:p>
         </w:tc>
@@ -2031,7 +2006,7 @@
                 <w:i w:val="0"/>
                 <w:sz w:val="20"/>
               </w:rPr>
-              <w:t>Tiết 13 (1 tiết)</w:t>
+              <w:t>Tiết 13 (4 tiết)</w:t>
             </w:r>
           </w:p>
         </w:tc>
@@ -2050,7 +2025,6 @@
                 <w:i w:val="0"/>
                 <w:sz w:val="18"/>
               </w:rPr>
-              <w:t>NLS-KT (Cơ bản 2): Chiếu loạt ảnh chụp người lao động đang làm việc.</w:t>
             </w:r>
           </w:p>
         </w:tc>
@@ -2128,7 +2102,7 @@
                 <w:i w:val="0"/>
                 <w:sz w:val="20"/>
               </w:rPr>
-              <w:t>Chủ đề 4: Vẻ đẹp trong cuộc sống (Tiết 2 - Cách thực hiện sản phẩm)</w:t>
+              <w:t>Chủ đề 4: Vẻ đẹp trong cuộc sống (Tiết 2)</w:t>
             </w:r>
           </w:p>
         </w:tc>
@@ -2148,7 +2122,7 @@
                 <w:i w:val="0"/>
                 <w:sz w:val="20"/>
               </w:rPr>
-              <w:t>Tiết 14 (1 tiết)</w:t>
+              <w:t>Tiết 14</w:t>
             </w:r>
           </w:p>
         </w:tc>
@@ -2244,7 +2218,7 @@
                 <w:i w:val="0"/>
                 <w:sz w:val="20"/>
               </w:rPr>
-              <w:t>Chủ đề 4: Vẻ đẹp trong cuộc sống (Tiết 3 - Thực hành, sáng tạo)</w:t>
+              <w:t>Chủ đề 4: Vẻ đẹp trong cuộc sống (Tiết 3)</w:t>
             </w:r>
           </w:p>
         </w:tc>
@@ -2264,7 +2238,7 @@
                 <w:i w:val="0"/>
                 <w:sz w:val="20"/>
               </w:rPr>
-              <w:t>Tiết 15 (1 tiết)</w:t>
+              <w:t>Tiết 15</w:t>
             </w:r>
           </w:p>
         </w:tc>
@@ -2360,7 +2334,7 @@
                 <w:i w:val="0"/>
                 <w:sz w:val="20"/>
               </w:rPr>
-              <w:t>Chủ đề 4: Vẻ đẹp trong cuộc sống (Tiết 4 - Trưng bày, thảo luận và vận dụng)</w:t>
+              <w:t>Chủ đề 4: Vẻ đẹp trong cuộc sống (Tiết 4)</w:t>
             </w:r>
           </w:p>
         </w:tc>
@@ -2380,7 +2354,7 @@
                 <w:i w:val="0"/>
                 <w:sz w:val="20"/>
               </w:rPr>
-              <w:t>Tiết 16 (1 tiết)</w:t>
+              <w:t>Tiết 16</w:t>
             </w:r>
           </w:p>
         </w:tc>
@@ -2399,7 +2373,6 @@
                 <w:i w:val="0"/>
                 <w:sz w:val="18"/>
               </w:rPr>
-              <w:t>KNS: KN trình bày ý tưởng, nhận xét sản phẩm của bạn một cách tôn trọng.</w:t>
             </w:r>
           </w:p>
         </w:tc>
@@ -2477,7 +2450,7 @@
                 <w:i w:val="0"/>
                 <w:sz w:val="20"/>
               </w:rPr>
-              <w:t>Ôn tập, đánh giá cuối học kì I</w:t>
+              <w:t>Đánh giá cuối học kì I</w:t>
             </w:r>
           </w:p>
         </w:tc>
@@ -2593,7 +2566,7 @@
                 <w:i w:val="0"/>
                 <w:sz w:val="20"/>
               </w:rPr>
-              <w:t>Chủ đề 5: Những kỉ niệm đẹp (Tiết 1 - Quan sát, nhận biết)</w:t>
+              <w:t>Chủ đề 5: Những kỉ niệm đẹp (Tiết 1)</w:t>
             </w:r>
           </w:p>
         </w:tc>
@@ -2613,7 +2586,7 @@
                 <w:i w:val="0"/>
                 <w:sz w:val="20"/>
               </w:rPr>
-              <w:t>Tiết 18 (1 tiết)</w:t>
+              <w:t>Tiết 18 (4 tiết)</w:t>
             </w:r>
           </w:p>
         </w:tc>
@@ -2632,7 +2605,6 @@
                 <w:i w:val="0"/>
                 <w:sz w:val="18"/>
               </w:rPr>
-              <w:t>NLS-KT (Cơ bản 2): Chiếu bộ ảnh kỉ niệm của lớp chụp trong năm học cùng vài ảnh tư liệu về các cách người ta lưu giữ kỉ niệm.</w:t>
             </w:r>
           </w:p>
         </w:tc>
@@ -2734,7 +2706,7 @@
                 <w:i w:val="0"/>
                 <w:sz w:val="20"/>
               </w:rPr>
-              <w:t>Chủ đề 5: Những kỉ niệm đẹp (Tiết 2 - Cách thực hiện sản phẩm)</w:t>
+              <w:t>Chủ đề 5: Những kỉ niệm đẹp (Tiết 2)</w:t>
             </w:r>
           </w:p>
         </w:tc>
@@ -2754,7 +2726,7 @@
                 <w:i w:val="0"/>
                 <w:sz w:val="20"/>
               </w:rPr>
-              <w:t>Tiết 19 (1 tiết)</w:t>
+              <w:t>Tiết 19</w:t>
             </w:r>
           </w:p>
         </w:tc>
@@ -2850,7 +2822,7 @@
                 <w:i w:val="0"/>
                 <w:sz w:val="20"/>
               </w:rPr>
-              <w:t>Chủ đề 5: Những kỉ niệm đẹp (Tiết 3 - Thực hành, sáng tạo)</w:t>
+              <w:t>Chủ đề 5: Những kỉ niệm đẹp (Tiết 3)</w:t>
             </w:r>
           </w:p>
         </w:tc>
@@ -2870,7 +2842,7 @@
                 <w:i w:val="0"/>
                 <w:sz w:val="20"/>
               </w:rPr>
-              <w:t>Tiết 20 (1 tiết)</w:t>
+              <w:t>Tiết 20</w:t>
             </w:r>
           </w:p>
         </w:tc>
@@ -2966,7 +2938,7 @@
                 <w:i w:val="0"/>
                 <w:sz w:val="20"/>
               </w:rPr>
-              <w:t>Chủ đề 5: Những kỉ niệm đẹp (Tiết 4 - Trưng bày, thảo luận và vận dụng)</w:t>
+              <w:t>Chủ đề 5: Những kỉ niệm đẹp (Tiết 4)</w:t>
             </w:r>
           </w:p>
         </w:tc>
@@ -2986,7 +2958,7 @@
                 <w:i w:val="0"/>
                 <w:sz w:val="20"/>
               </w:rPr>
-              <w:t>Tiết 21 (1 tiết)</w:t>
+              <w:t>Tiết 21</w:t>
             </w:r>
           </w:p>
         </w:tc>
@@ -3005,7 +2977,6 @@
                 <w:i w:val="0"/>
                 <w:sz w:val="18"/>
               </w:rPr>
-              <w:t>KNS: KN trình bày ý tưởng, nhận xét sản phẩm của bạn một cách tôn trọng.</w:t>
             </w:r>
           </w:p>
         </w:tc>
@@ -3083,7 +3054,7 @@
                 <w:i w:val="0"/>
                 <w:sz w:val="20"/>
               </w:rPr>
-              <w:t>Chủ đề 6: Mái trường yêu dấu (Tiết 1 - Quan sát, nhận biết)</w:t>
+              <w:t>Chủ đề 6: Mái trường yêu dấu (Tiết 1)</w:t>
             </w:r>
           </w:p>
         </w:tc>
@@ -3103,7 +3074,7 @@
                 <w:i w:val="0"/>
                 <w:sz w:val="20"/>
               </w:rPr>
-              <w:t>Tiết 22 (1 tiết)</w:t>
+              <w:t>Tiết 22 (4 tiết)</w:t>
             </w:r>
           </w:p>
         </w:tc>
@@ -3122,7 +3093,6 @@
                 <w:i w:val="0"/>
                 <w:sz w:val="18"/>
               </w:rPr>
-              <w:t>NLS-KT (Cơ bản 2): HS dùng thiết bị của lớp chụp lại các góc của trường.</w:t>
             </w:r>
           </w:p>
         </w:tc>
@@ -3200,7 +3170,7 @@
                 <w:i w:val="0"/>
                 <w:sz w:val="20"/>
               </w:rPr>
-              <w:t>Chủ đề 6: Mái trường yêu dấu (Tiết 2 - Cách thực hiện sản phẩm)</w:t>
+              <w:t>Chủ đề 6: Mái trường yêu dấu (Tiết 2)</w:t>
             </w:r>
           </w:p>
         </w:tc>
@@ -3220,7 +3190,7 @@
                 <w:i w:val="0"/>
                 <w:sz w:val="20"/>
               </w:rPr>
-              <w:t>Tiết 23 (1 tiết)</w:t>
+              <w:t>Tiết 23</w:t>
             </w:r>
           </w:p>
         </w:tc>
@@ -3316,7 +3286,7 @@
                 <w:i w:val="0"/>
                 <w:sz w:val="20"/>
               </w:rPr>
-              <w:t>Chủ đề 6: Mái trường yêu dấu (Tiết 3 - Thực hành, sáng tạo)</w:t>
+              <w:t>Chủ đề 6: Mái trường yêu dấu (Tiết 3)</w:t>
             </w:r>
           </w:p>
         </w:tc>
@@ -3336,7 +3306,7 @@
                 <w:i w:val="0"/>
                 <w:sz w:val="20"/>
               </w:rPr>
-              <w:t>Tiết 24 (1 tiết)</w:t>
+              <w:t>Tiết 24</w:t>
             </w:r>
           </w:p>
         </w:tc>
@@ -3432,7 +3402,7 @@
                 <w:i w:val="0"/>
                 <w:sz w:val="20"/>
               </w:rPr>
-              <w:t>Chủ đề 6: Mái trường yêu dấu (Tiết 4 - Trưng bày, thảo luận và vận dụng)</w:t>
+              <w:t>Chủ đề 6: Mái trường yêu dấu (Tiết 4)</w:t>
             </w:r>
           </w:p>
         </w:tc>
@@ -3452,7 +3422,7 @@
                 <w:i w:val="0"/>
                 <w:sz w:val="20"/>
               </w:rPr>
-              <w:t>Tiết 25 (1 tiết)</w:t>
+              <w:t>Tiết 25</w:t>
             </w:r>
           </w:p>
         </w:tc>
@@ -3471,7 +3441,6 @@
                 <w:i w:val="0"/>
                 <w:sz w:val="18"/>
               </w:rPr>
-              <w:t>KNS: KN trình bày ý tưởng, nhận xét sản phẩm của bạn một cách tôn trọng.</w:t>
             </w:r>
           </w:p>
         </w:tc>
@@ -3530,7 +3499,7 @@
                 <w:i w:val="0"/>
                 <w:sz w:val="20"/>
               </w:rPr>
-              <w:t>Chủ đề 7: Môi trường xanh</w:t>
+              <w:t>Chủ đề 7: Môi trường xanh – sạch – đẹp</w:t>
             </w:r>
           </w:p>
         </w:tc>
@@ -3549,7 +3518,7 @@
                 <w:i w:val="0"/>
                 <w:sz w:val="20"/>
               </w:rPr>
-              <w:t>Chủ đề 7: Môi trường xanh - sạch - đẹp (Tiết 1 - Quan sát, nhận biết)</w:t>
+              <w:t>Chủ đề 7: Môi trường xanh – sạch – đẹp (Tiết 1)</w:t>
             </w:r>
           </w:p>
         </w:tc>
@@ -3569,7 +3538,7 @@
                 <w:i w:val="0"/>
                 <w:sz w:val="20"/>
               </w:rPr>
-              <w:t>Tiết 26 (1 tiết)</w:t>
+              <w:t>Tiết 26 (4 tiết)</w:t>
             </w:r>
           </w:p>
         </w:tc>
@@ -3588,7 +3557,6 @@
                 <w:i w:val="0"/>
                 <w:sz w:val="18"/>
               </w:rPr>
-              <w:t>NLS-KT (Cơ bản 2): HS xem bộ ảnh chụp cùng một địa điểm trước và sau khi bị rác thải xâm chiếm.</w:t>
             </w:r>
           </w:p>
         </w:tc>
@@ -3647,7 +3615,7 @@
                 <w:i w:val="0"/>
                 <w:sz w:val="20"/>
               </w:rPr>
-              <w:t>Chủ đề 7: Môi trường xanh</w:t>
+              <w:t>Chủ đề 7: Môi trường xanh – sạch – đẹp</w:t>
             </w:r>
           </w:p>
         </w:tc>
@@ -3666,7 +3634,7 @@
                 <w:i w:val="0"/>
                 <w:sz w:val="20"/>
               </w:rPr>
-              <w:t>Chủ đề 7: Môi trường xanh - sạch - đẹp (Tiết 2 - Cách thực hiện sản phẩm)</w:t>
+              <w:t>Chủ đề 7: Môi trường xanh – sạch – đẹp (Tiết 2)</w:t>
             </w:r>
           </w:p>
         </w:tc>
@@ -3686,7 +3654,7 @@
                 <w:i w:val="0"/>
                 <w:sz w:val="20"/>
               </w:rPr>
-              <w:t>Tiết 27 (1 tiết)</w:t>
+              <w:t>Tiết 27</w:t>
             </w:r>
           </w:p>
         </w:tc>
@@ -3763,7 +3731,7 @@
                 <w:i w:val="0"/>
                 <w:sz w:val="20"/>
               </w:rPr>
-              <w:t>Chủ đề 7: Môi trường xanh</w:t>
+              <w:t>Chủ đề 7: Môi trường xanh – sạch – đẹp</w:t>
             </w:r>
           </w:p>
         </w:tc>
@@ -3782,7 +3750,7 @@
                 <w:i w:val="0"/>
                 <w:sz w:val="20"/>
               </w:rPr>
-              <w:t>Chủ đề 7: Môi trường xanh - sạch - đẹp (Tiết 3 - Thực hành, sáng tạo)</w:t>
+              <w:t>Chủ đề 7: Môi trường xanh – sạch – đẹp (Tiết 3)</w:t>
             </w:r>
           </w:p>
         </w:tc>
@@ -3802,7 +3770,7 @@
                 <w:i w:val="0"/>
                 <w:sz w:val="20"/>
               </w:rPr>
-              <w:t>Tiết 28 (1 tiết)</w:t>
+              <w:t>Tiết 28</w:t>
             </w:r>
           </w:p>
         </w:tc>
@@ -3879,7 +3847,7 @@
                 <w:i w:val="0"/>
                 <w:sz w:val="20"/>
               </w:rPr>
-              <w:t>Chủ đề 7: Môi trường xanh</w:t>
+              <w:t>Chủ đề 7: Môi trường xanh – sạch – đẹp</w:t>
             </w:r>
           </w:p>
         </w:tc>
@@ -3898,7 +3866,7 @@
                 <w:i w:val="0"/>
                 <w:sz w:val="20"/>
               </w:rPr>
-              <w:t>Chủ đề 7: Môi trường xanh - sạch - đẹp (Tiết 4 - Trưng bày, thảo luận và vận dụng)</w:t>
+              <w:t>Chủ đề 7: Môi trường xanh – sạch – đẹp (Tiết 4)</w:t>
             </w:r>
           </w:p>
         </w:tc>
@@ -3918,7 +3886,7 @@
                 <w:i w:val="0"/>
                 <w:sz w:val="20"/>
               </w:rPr>
-              <w:t>Tiết 29 (1 tiết)</w:t>
+              <w:t>Tiết 29</w:t>
             </w:r>
           </w:p>
         </w:tc>
@@ -3937,7 +3905,6 @@
                 <w:i w:val="0"/>
                 <w:sz w:val="18"/>
               </w:rPr>
-              <w:t>KNS: KN trình bày ý tưởng, nhận xét sản phẩm của bạn một cách tôn trọng.</w:t>
             </w:r>
           </w:p>
         </w:tc>
@@ -4015,7 +3982,7 @@
                 <w:i w:val="0"/>
                 <w:sz w:val="20"/>
               </w:rPr>
-              <w:t>Chủ đề 8: Quê hương thanh bình (Tiết 1 - Quan sát, nhận biết)</w:t>
+              <w:t>Chủ đề 8: Quê hương thanh bình (Tiết 1)</w:t>
             </w:r>
           </w:p>
         </w:tc>
@@ -4035,7 +4002,7 @@
                 <w:i w:val="0"/>
                 <w:sz w:val="20"/>
               </w:rPr>
-              <w:t>Tiết 30 (1 tiết)</w:t>
+              <w:t>Tiết 30 (4 tiết)</w:t>
             </w:r>
           </w:p>
         </w:tc>
@@ -4048,19 +4015,6 @@
               <w:spacing w:after="0"/>
             </w:pPr>
             <w:r/>
-            <w:r>
-              <w:rPr>
-                <w:b w:val="0"/>
-                <w:i w:val="0"/>
-                <w:sz w:val="18"/>
-              </w:rPr>
-              <w:t>NLS-KT (Cơ bản 2): HS xem bộ tranh và ảnh về cuộc sống làng quê ở các vùng miền, chú ý cách các tác giả chọn khoảnh khắc yên bình.</w:t>
-            </w:r>
-          </w:p>
-          <w:p>
-            <w:pPr>
-              <w:spacing w:after="0"/>
-            </w:pPr>
             <w:r>
               <w:rPr>
                 <w:b w:val="0"/>
@@ -4145,7 +4099,7 @@
                 <w:i w:val="0"/>
                 <w:sz w:val="20"/>
               </w:rPr>
-              <w:t>Chủ đề 8: Quê hương thanh bình (Tiết 2 - Cách thực hiện sản phẩm)</w:t>
+              <w:t>Chủ đề 8: Quê hương thanh bình (Tiết 2)</w:t>
             </w:r>
           </w:p>
         </w:tc>
@@ -4165,7 +4119,7 @@
                 <w:i w:val="0"/>
                 <w:sz w:val="20"/>
               </w:rPr>
-              <w:t>Tiết 31 (1 tiết)</w:t>
+              <w:t>Tiết 31</w:t>
             </w:r>
           </w:p>
         </w:tc>
@@ -4184,7 +4138,6 @@
                 <w:i w:val="0"/>
                 <w:sz w:val="18"/>
               </w:rPr>
-              <w:t>QPAN: Cho HS thể hiện hình ảnh quê hương, di tích lịch sử địa phương; giáo dục nhận biết chủ quyền lãnh thổ; có ý thức chấp hành pháp luật, nhất là pháp luật giao thông.</w:t>
             </w:r>
           </w:p>
         </w:tc>
@@ -4262,7 +4215,7 @@
                 <w:i w:val="0"/>
                 <w:sz w:val="20"/>
               </w:rPr>
-              <w:t>Chủ đề 8: Quê hương thanh bình (Tiết 3 - Thực hành, sáng tạo)</w:t>
+              <w:t>Chủ đề 8: Quê hương thanh bình (Tiết 3)</w:t>
             </w:r>
           </w:p>
         </w:tc>
@@ -4282,7 +4235,7 @@
                 <w:i w:val="0"/>
                 <w:sz w:val="20"/>
               </w:rPr>
-              <w:t>Tiết 32 (1 tiết)</w:t>
+              <w:t>Tiết 32</w:t>
             </w:r>
           </w:p>
         </w:tc>
@@ -4301,7 +4254,6 @@
                 <w:i w:val="0"/>
                 <w:sz w:val="18"/>
               </w:rPr>
-              <w:t>QPAN: Cho HS thể hiện hình ảnh quê hương, di tích lịch sử địa phương; giáo dục nhận biết chủ quyền lãnh thổ; có ý thức chấp hành pháp luật, nhất là pháp luật giao thông.</w:t>
             </w:r>
           </w:p>
         </w:tc>
@@ -4379,7 +4331,7 @@
                 <w:i w:val="0"/>
                 <w:sz w:val="20"/>
               </w:rPr>
-              <w:t>Chủ đề 8: Quê hương thanh bình (Tiết 4 - Trưng bày, thảo luận và vận dụng)</w:t>
+              <w:t>Chủ đề 8: Quê hương thanh bình (Tiết 4)</w:t>
             </w:r>
           </w:p>
         </w:tc>
@@ -4399,7 +4351,7 @@
                 <w:i w:val="0"/>
                 <w:sz w:val="20"/>
               </w:rPr>
-              <w:t>Tiết 33 (1 tiết)</w:t>
+              <w:t>Tiết 33</w:t>
             </w:r>
           </w:p>
         </w:tc>
@@ -4418,20 +4370,6 @@
                 <w:i w:val="0"/>
                 <w:sz w:val="18"/>
               </w:rPr>
-              <w:t>QPAN: Cho HS thể hiện hình ảnh quê hương, di tích lịch sử địa phương; giáo dục nhận biết chủ quyền lãnh thổ; có ý thức chấp hành pháp luật, nhất là pháp luật giao thông.</w:t>
-            </w:r>
-          </w:p>
-          <w:p>
-            <w:pPr>
-              <w:spacing w:after="0"/>
-            </w:pPr>
-            <w:r>
-              <w:rPr>
-                <w:b w:val="0"/>
-                <w:i w:val="0"/>
-                <w:sz w:val="18"/>
-              </w:rPr>
-              <w:t>KNS: KN trình bày ý tưởng, nhận xét sản phẩm của bạn một cách tôn trọng.</w:t>
             </w:r>
           </w:p>
         </w:tc>
@@ -4509,7 +4447,7 @@
                 <w:i w:val="0"/>
                 <w:sz w:val="20"/>
               </w:rPr>
-              <w:t>Ôn tập, đánh giá cuối học kì II</w:t>
+              <w:t>Đánh giá cuối năm</w:t>
             </w:r>
           </w:p>
         </w:tc>
@@ -4625,7 +4563,7 @@
                 <w:i w:val="0"/>
                 <w:sz w:val="20"/>
               </w:rPr>
-              <w:t>Trưng bày sản phẩm và tổng kết năm học</w:t>
+              <w:t>Trưng bày sản phẩm cuối năm</w:t>
             </w:r>
           </w:p>
         </w:tc>
@@ -4658,19 +4596,6 @@
               <w:spacing w:after="0"/>
             </w:pPr>
             <w:r/>
-            <w:r>
-              <w:rPr>
-                <w:b w:val="0"/>
-                <w:i w:val="0"/>
-                <w:sz w:val="18"/>
-              </w:rPr>
-              <w:t>NLS-ST (Cơ bản 2): HS cùng GV dựng một trang triển lãm số cuối năm chia theo tám chủ đề đã học.</w:t>
-            </w:r>
-          </w:p>
-          <w:p>
-            <w:pPr>
-              <w:spacing w:after="0"/>
-            </w:pPr>
             <w:r>
               <w:rPr>
                 <w:b w:val="0"/>

--- a/assets/docs/lop4/Mi thuat - Lop 4.docx
+++ b/assets/docs/lop4/Mi thuat - Lop 4.docx
@@ -741,7 +741,7 @@
                 <w:i w:val="0"/>
                 <w:sz w:val="18"/>
               </w:rPr>
-              <w:t>Năng lực số 1.1 CB2c: HS nêu được đặc điểm tạo hình của chạm khắc đình làng qua ảnh phóng to</w:t>
+              <w:t>NLS: Năng lực số 1.1 CB2c: HS nắm được thứ tự các bước làm sản phẩm nhờ tự tua chậm clip</w:t>
             </w:r>
           </w:p>
         </w:tc>
@@ -975,7 +975,7 @@
                 <w:i w:val="0"/>
                 <w:sz w:val="18"/>
               </w:rPr>
-              <w:t>Năng lực số 1.1 CB2c: HS nêu được đặc điểm tạo hình của chạm khắc đình làng qua ảnh phóng to</w:t>
+              <w:t>Năng lực số 3.3 CB2a: HS chụp và đưa được ảnh sản phẩm vào trang trưng bày kèm thông tin tác giả</w:t>
             </w:r>
           </w:p>
         </w:tc>
@@ -1443,7 +1443,7 @@
                 <w:i w:val="0"/>
                 <w:sz w:val="18"/>
               </w:rPr>
-              <w:t>NLS: Năng lực số 1.1 CB2c: HS nêu được cách diễn tả không gian riêng của tranh dân gian</w:t>
+              <w:t>Năng lực số 3.1 CB2a: HS viết được phần giới thiệu nêu rõ phần học hỏi và phần sáng tạo riêng</w:t>
             </w:r>
           </w:p>
         </w:tc>
@@ -1554,6 +1554,19 @@
               <w:spacing w:after="0"/>
             </w:pPr>
             <w:r/>
+            <w:r>
+              <w:rPr>
+                <w:b w:val="0"/>
+                <w:i w:val="0"/>
+                <w:sz w:val="18"/>
+              </w:rPr>
+              <w:t>NLS: Năng lực số 1.1 CB2c: HS nhận ra bố cục của cảnh nhờ xem địa danh từ nhiều góc nhìn</w:t>
+            </w:r>
+          </w:p>
+          <w:p>
+            <w:pPr>
+              <w:spacing w:after="0"/>
+            </w:pPr>
             <w:r>
               <w:rPr>
                 <w:b w:val="0"/>
@@ -1677,6 +1690,7 @@
                 <w:i w:val="0"/>
                 <w:sz w:val="18"/>
               </w:rPr>
+              <w:t>Năng lực số 5.2 CB2b: HS xác định được mảng đậm nhạt của cảnh nhờ chuyển ảnh sang đen trắng</w:t>
             </w:r>
           </w:p>
         </w:tc>
@@ -1909,6 +1923,7 @@
                 <w:i w:val="0"/>
                 <w:sz w:val="18"/>
               </w:rPr>
+              <w:t>NLS: Năng lực số 3.2 CB2a: HS tham gia sắp xếp và hoàn thiện trang triển lãm của lớp</w:t>
             </w:r>
           </w:p>
         </w:tc>
@@ -2025,6 +2040,7 @@
                 <w:i w:val="0"/>
                 <w:sz w:val="18"/>
               </w:rPr>
+              <w:t>NLS: Năng lực số 1.1 CB2c: HS mô tả được dáng và biểu cảm của người lao động qua ảnh tư liệu</w:t>
             </w:r>
           </w:p>
         </w:tc>
@@ -2373,6 +2389,7 @@
                 <w:i w:val="0"/>
                 <w:sz w:val="18"/>
               </w:rPr>
+              <w:t>Năng lực số 3.1 CB2a: HS đặt được tên và viết được câu nêu thông điệp cho tác phẩm của mình</w:t>
             </w:r>
           </w:p>
         </w:tc>
@@ -2489,6 +2506,7 @@
                 <w:i w:val="0"/>
                 <w:sz w:val="18"/>
               </w:rPr>
+              <w:t>NLS: Năng lực số 5.2 CB2b: HS tự sắp xếp và đánh giá được các sản phẩm của mình trong học kì</w:t>
             </w:r>
           </w:p>
         </w:tc>
@@ -2605,6 +2623,7 @@
                 <w:i w:val="0"/>
                 <w:sz w:val="18"/>
               </w:rPr>
+              <w:t>Năng lực số 1.1 CB2c: HS phân tích được nhân vật chính và bối cảnh trong một bức ảnh kỉ niệm</w:t>
             </w:r>
           </w:p>
         </w:tc>
@@ -2745,6 +2764,7 @@
                 <w:i w:val="0"/>
                 <w:sz w:val="18"/>
               </w:rPr>
+              <w:t>Năng lực số 5.2 CB2b: HS so sánh được các cách cắt khung và chọn bố cục làm nổi nhân vật chính</w:t>
             </w:r>
           </w:p>
         </w:tc>
@@ -2977,6 +2997,7 @@
                 <w:i w:val="0"/>
                 <w:sz w:val="18"/>
               </w:rPr>
+              <w:t>NLS: Năng lực số 3.1 CB2a: HS viết được chú thích cho tác phẩm của mình trong album lớp</w:t>
             </w:r>
           </w:p>
         </w:tc>
@@ -3093,6 +3114,7 @@
                 <w:i w:val="0"/>
                 <w:sz w:val="18"/>
               </w:rPr>
+              <w:t>NLS: Năng lực số 1.1 CB2c: HS chụp và chọn được góc trường có bố cục phù hợp để vẽ</w:t>
             </w:r>
           </w:p>
         </w:tc>
@@ -3441,6 +3463,7 @@
                 <w:i w:val="0"/>
                 <w:sz w:val="18"/>
               </w:rPr>
+              <w:t>NLS: Năng lực số 3.1 CB2a: HS đối chiếu được tranh vẽ của mình với ảnh chụp thực tế</w:t>
             </w:r>
           </w:p>
         </w:tc>
@@ -3557,6 +3580,20 @@
                 <w:i w:val="0"/>
                 <w:sz w:val="18"/>
               </w:rPr>
+              <w:t>GDMT: Năng lực số 1.1 CB2c: HS đọc và ghi được số liệu về môi trường kèm nguồn tin cậy</w:t>
+            </w:r>
+          </w:p>
+          <w:p>
+            <w:pPr>
+              <w:spacing w:after="0"/>
+            </w:pPr>
+            <w:r>
+              <w:rPr>
+                <w:b w:val="0"/>
+                <w:i w:val="0"/>
+                <w:sz w:val="18"/>
+              </w:rPr>
+              <w:t>NLS: Năng lực số 1.1 CB2c: HS đọc và ghi được số liệu về môi trường kèm nguồn tin cậy</w:t>
             </w:r>
           </w:p>
         </w:tc>
@@ -3673,6 +3710,7 @@
                 <w:i w:val="0"/>
                 <w:sz w:val="18"/>
               </w:rPr>
+              <w:t>NLS: Năng lực số 3.1 CB2a: HS rút ra và vận dụng được nguyên tắc trình bày áp phích dễ đọc</w:t>
             </w:r>
           </w:p>
         </w:tc>
@@ -3905,6 +3943,7 @@
                 <w:i w:val="0"/>
                 <w:sz w:val="18"/>
               </w:rPr>
+              <w:t>NLS: Năng lực số 3.3 CB2a: HS ghi đủ nguồn tư liệu và tên tác giả trên sản phẩm chung</w:t>
             </w:r>
           </w:p>
         </w:tc>
@@ -4015,6 +4054,19 @@
               <w:spacing w:after="0"/>
             </w:pPr>
             <w:r/>
+            <w:r>
+              <w:rPr>
+                <w:b w:val="0"/>
+                <w:i w:val="0"/>
+                <w:sz w:val="18"/>
+              </w:rPr>
+              <w:t>NLS: Năng lực số 1.1 CB2c: HS so sánh được cách thể hiện sự thanh bình ở các vùng miền</w:t>
+            </w:r>
+          </w:p>
+          <w:p>
+            <w:pPr>
+              <w:spacing w:after="0"/>
+            </w:pPr>
             <w:r>
               <w:rPr>
                 <w:b w:val="0"/>
@@ -4138,6 +4190,7 @@
                 <w:i w:val="0"/>
                 <w:sz w:val="18"/>
               </w:rPr>
+              <w:t>Năng lực số 5.2 CB2b: HS lấy được bảng màu chủ đạo từ một bức ảnh và đối chiếu với màu vẽ thật</w:t>
             </w:r>
           </w:p>
         </w:tc>
@@ -4370,6 +4423,7 @@
                 <w:i w:val="0"/>
                 <w:sz w:val="18"/>
               </w:rPr>
+              <w:t>NLS: Năng lực số 3.1 CB2a: HS viết được phần giới thiệu ngắn cho tranh của mình</w:t>
             </w:r>
           </w:p>
         </w:tc>
@@ -4596,6 +4650,19 @@
               <w:spacing w:after="0"/>
             </w:pPr>
             <w:r/>
+            <w:r>
+              <w:rPr>
+                <w:b w:val="0"/>
+                <w:i w:val="0"/>
+                <w:sz w:val="18"/>
+              </w:rPr>
+              <w:t>Năng lực số 3.1 CB2a: HS tham gia dựng trang triển lãm số và viết đúng chú thích cho sản phẩm</w:t>
+            </w:r>
+          </w:p>
+          <w:p>
+            <w:pPr>
+              <w:spacing w:after="0"/>
+            </w:pPr>
             <w:r>
               <w:rPr>
                 <w:b w:val="0"/>
